--- a/src/app/verify-email/Authentication.docx
+++ b/src/app/verify-email/Authentication.docx
@@ -14,51 +14,3752 @@
           <w:b/>
           <w:bCs/>
         </w:rPr>
-        <w:t xml:space="preserve">Nexus Authentication &amp; Failover Email </w:t>
-      </w:r>
-    </w:p>
-    <w:p>
-      <w:r>
-        <w:rPr>
-          <w:b/>
-          <w:bCs/>
-        </w:rPr>
-        <w:t>Module:</w:t>
-      </w:r>
-      <w:r>
-        <w:t xml:space="preserve"> User Registration, Identity Verification, and Email Delivery</w:t>
-      </w:r>
-    </w:p>
-    <w:p>
-      <w:r>
-        <w:rPr>
-          <w:b/>
-          <w:bCs/>
-        </w:rPr>
-        <w:t>Current Status:</w:t>
-      </w:r>
-      <w:r>
-        <w:t xml:space="preserve"> Development / Sandbox Mode</w:t>
-      </w:r>
-    </w:p>
-    <w:p>
-      <w:pPr>
-        <w:rPr>
-          <w:b/>
-          <w:bCs/>
-        </w:rPr>
-      </w:pPr>
-      <w:r>
-        <w:rPr>
-          <w:b/>
-          <w:bCs/>
-        </w:rPr>
-        <w:t>1. Core Architecture: 4-Tier Failover System</w:t>
-      </w:r>
-    </w:p>
-    <w:p>
-      <w:r>
-        <w:t>To ensure 100% uptime for verification emails, the system utilizes a cascading failover architecture. If a primary provider experiences an outage, rate limit, or API rejection, the request is immediately routed to the next provider in the chain.</w:t>
+        <w:t>Authentication &amp; Email Verification Architecture</w:t>
+      </w:r>
+    </w:p>
+    <w:p>
+      <w:pPr>
+        <w:rPr>
+          <w:b/>
+          <w:bCs/>
+        </w:rPr>
+      </w:pPr>
+      <w:r>
+        <w:rPr>
+          <w:b/>
+          <w:bCs/>
+        </w:rPr>
+        <w:t>This technical document outlines the updated end-to-end architecture, frontend interaction logic, rate-limiting safeguards, database security rules, and cascading failover email pipeline for the Nexus authentication and email verification (/verify-email) system.</w:t>
+      </w:r>
+    </w:p>
+    <w:p>
+      <w:pPr>
+        <w:rPr>
+          <w:b/>
+          <w:bCs/>
+        </w:rPr>
+      </w:pPr>
+      <w:r>
+        <w:rPr>
+          <w:b/>
+          <w:bCs/>
+        </w:rPr>
+        <w:t>1. System Overview &amp; Tech Stack</w:t>
+      </w:r>
+    </w:p>
+    <w:p>
+      <w:pPr>
+        <w:rPr>
+          <w:b/>
+          <w:bCs/>
+        </w:rPr>
+      </w:pPr>
+      <w:r>
+        <w:rPr>
+          <w:b/>
+          <w:bCs/>
+        </w:rPr>
+        <w:t>The identity verification module guarantees account security, eliminates namespace squatting, and ensures 100% OTP delivery through a multi-tier fallback architecture.</w:t>
+      </w:r>
+    </w:p>
+    <w:p>
+      <w:pPr>
+        <w:numPr>
+          <w:ilvl w:val="0"/>
+          <w:numId w:val="3"/>
+        </w:numPr>
+        <w:rPr>
+          <w:b/>
+          <w:bCs/>
+        </w:rPr>
+      </w:pPr>
+      <w:r>
+        <w:rPr>
+          <w:b/>
+          <w:bCs/>
+        </w:rPr>
+        <w:t>Framework &amp; Router: Next.js (App Router, Client Component with React &lt;Suspense&gt;)</w:t>
+      </w:r>
+    </w:p>
+    <w:p>
+      <w:pPr>
+        <w:numPr>
+          <w:ilvl w:val="0"/>
+          <w:numId w:val="3"/>
+        </w:numPr>
+        <w:rPr>
+          <w:b/>
+          <w:bCs/>
+        </w:rPr>
+      </w:pPr>
+      <w:r>
+        <w:rPr>
+          <w:b/>
+          <w:bCs/>
+        </w:rPr>
+        <w:t>Authentication &amp; Session: NextAuth.js (</w:t>
+      </w:r>
+      <w:proofErr w:type="spellStart"/>
+      <w:r>
+        <w:rPr>
+          <w:b/>
+          <w:bCs/>
+        </w:rPr>
+        <w:t>CredentialsProvider</w:t>
+      </w:r>
+      <w:proofErr w:type="spellEnd"/>
+      <w:r>
+        <w:rPr>
+          <w:b/>
+          <w:bCs/>
+        </w:rPr>
+        <w:t xml:space="preserve"> &amp; JWT strategy)</w:t>
+      </w:r>
+    </w:p>
+    <w:p>
+      <w:pPr>
+        <w:numPr>
+          <w:ilvl w:val="0"/>
+          <w:numId w:val="3"/>
+        </w:numPr>
+        <w:rPr>
+          <w:b/>
+          <w:bCs/>
+        </w:rPr>
+      </w:pPr>
+      <w:r>
+        <w:rPr>
+          <w:b/>
+          <w:bCs/>
+        </w:rPr>
+        <w:t xml:space="preserve">Database &amp; Backend: </w:t>
+      </w:r>
+      <w:proofErr w:type="spellStart"/>
+      <w:r>
+        <w:rPr>
+          <w:b/>
+          <w:bCs/>
+        </w:rPr>
+        <w:t>Supabase</w:t>
+      </w:r>
+      <w:proofErr w:type="spellEnd"/>
+      <w:r>
+        <w:rPr>
+          <w:b/>
+          <w:bCs/>
+        </w:rPr>
+        <w:t xml:space="preserve"> (PostgreSQL relational storage accessed via Server Actions)</w:t>
+      </w:r>
+    </w:p>
+    <w:p>
+      <w:pPr>
+        <w:numPr>
+          <w:ilvl w:val="0"/>
+          <w:numId w:val="3"/>
+        </w:numPr>
+        <w:rPr>
+          <w:b/>
+          <w:bCs/>
+        </w:rPr>
+      </w:pPr>
+      <w:r>
+        <w:rPr>
+          <w:b/>
+          <w:bCs/>
+        </w:rPr>
+        <w:t xml:space="preserve">Abuse Prevention &amp; Rate Limiting: </w:t>
+      </w:r>
+      <w:proofErr w:type="spellStart"/>
+      <w:r>
+        <w:rPr>
+          <w:b/>
+          <w:bCs/>
+        </w:rPr>
+        <w:t>Upstash</w:t>
+      </w:r>
+      <w:proofErr w:type="spellEnd"/>
+      <w:r>
+        <w:rPr>
+          <w:b/>
+          <w:bCs/>
+        </w:rPr>
+        <w:t xml:space="preserve"> </w:t>
+      </w:r>
+      <w:proofErr w:type="gramStart"/>
+      <w:r>
+        <w:rPr>
+          <w:b/>
+          <w:bCs/>
+        </w:rPr>
+        <w:t>Redis (@</w:t>
+      </w:r>
+      <w:proofErr w:type="gramEnd"/>
+      <w:r>
+        <w:rPr>
+          <w:b/>
+          <w:bCs/>
+        </w:rPr>
+        <w:t>upstash/ratelimit sliding window limiter)</w:t>
+      </w:r>
+    </w:p>
+    <w:p>
+      <w:pPr>
+        <w:numPr>
+          <w:ilvl w:val="0"/>
+          <w:numId w:val="3"/>
+        </w:numPr>
+        <w:rPr>
+          <w:b/>
+          <w:bCs/>
+        </w:rPr>
+      </w:pPr>
+      <w:r>
+        <w:rPr>
+          <w:b/>
+          <w:bCs/>
+        </w:rPr>
+        <w:t xml:space="preserve">Cryptographic Utilities: Node.js native crypto module (6-digit CSPRNG OTP generation) &amp; </w:t>
+      </w:r>
+      <w:proofErr w:type="spellStart"/>
+      <w:r>
+        <w:rPr>
+          <w:b/>
+          <w:bCs/>
+        </w:rPr>
+        <w:t>bcryptjs</w:t>
+      </w:r>
+      <w:proofErr w:type="spellEnd"/>
+    </w:p>
+    <w:p>
+      <w:pPr>
+        <w:numPr>
+          <w:ilvl w:val="0"/>
+          <w:numId w:val="3"/>
+        </w:numPr>
+        <w:rPr>
+          <w:b/>
+          <w:bCs/>
+        </w:rPr>
+      </w:pPr>
+      <w:r>
+        <w:rPr>
+          <w:b/>
+          <w:bCs/>
+        </w:rPr>
+        <w:t xml:space="preserve">Cascading Email Infrastructure: Brevo (Primary) → Resend (Backup 1) → Sender.net (Backup 2) → </w:t>
+      </w:r>
+      <w:proofErr w:type="spellStart"/>
+      <w:r>
+        <w:rPr>
+          <w:b/>
+          <w:bCs/>
+        </w:rPr>
+        <w:t>CloudMailin</w:t>
+      </w:r>
+      <w:proofErr w:type="spellEnd"/>
+      <w:r>
+        <w:rPr>
+          <w:b/>
+          <w:bCs/>
+        </w:rPr>
+        <w:t xml:space="preserve"> (Final Stand)</w:t>
+      </w:r>
+    </w:p>
+    <w:p>
+      <w:pPr>
+        <w:rPr>
+          <w:b/>
+          <w:bCs/>
+        </w:rPr>
+      </w:pPr>
+    </w:p>
+    <w:p>
+      <w:pPr>
+        <w:rPr>
+          <w:b/>
+          <w:bCs/>
+        </w:rPr>
+      </w:pPr>
+    </w:p>
+    <w:p>
+      <w:pPr>
+        <w:rPr>
+          <w:b/>
+          <w:bCs/>
+        </w:rPr>
+      </w:pPr>
+    </w:p>
+    <w:p>
+      <w:pPr>
+        <w:rPr>
+          <w:b/>
+          <w:bCs/>
+        </w:rPr>
+      </w:pPr>
+    </w:p>
+    <w:p>
+      <w:pPr>
+        <w:rPr>
+          <w:b/>
+          <w:bCs/>
+        </w:rPr>
+      </w:pPr>
+    </w:p>
+    <w:p>
+      <w:pPr>
+        <w:rPr>
+          <w:b/>
+          <w:bCs/>
+        </w:rPr>
+      </w:pPr>
+    </w:p>
+    <w:p>
+      <w:pPr>
+        <w:rPr>
+          <w:b/>
+          <w:bCs/>
+        </w:rPr>
+      </w:pPr>
+    </w:p>
+    <w:p>
+      <w:pPr>
+        <w:rPr>
+          <w:b/>
+          <w:bCs/>
+        </w:rPr>
+      </w:pPr>
+    </w:p>
+    <w:p>
+      <w:pPr>
+        <w:rPr>
+          <w:b/>
+          <w:bCs/>
+        </w:rPr>
+      </w:pPr>
+    </w:p>
+    <w:p>
+      <w:pPr>
+        <w:rPr>
+          <w:b/>
+          <w:bCs/>
+        </w:rPr>
+      </w:pPr>
+    </w:p>
+    <w:p>
+      <w:pPr>
+        <w:rPr>
+          <w:b/>
+          <w:bCs/>
+        </w:rPr>
+      </w:pPr>
+    </w:p>
+    <w:p>
+      <w:pPr>
+        <w:rPr>
+          <w:b/>
+          <w:bCs/>
+        </w:rPr>
+      </w:pPr>
+      <w:r>
+        <w:rPr>
+          <w:b/>
+          <w:bCs/>
+        </w:rPr>
+        <w:lastRenderedPageBreak/>
+        <w:t>2. Component Hierarchy &amp; File Structure</w:t>
+      </w:r>
+    </w:p>
+    <w:p>
+      <w:pPr>
+        <w:rPr>
+          <w:b/>
+          <w:bCs/>
+        </w:rPr>
+      </w:pPr>
+      <w:r>
+        <w:rPr>
+          <w:b/>
+          <w:bCs/>
+        </w:rPr>
+        <w:t>Plaintext</w:t>
+      </w:r>
+    </w:p>
+    <w:p>
+      <w:pPr>
+        <w:rPr>
+          <w:b/>
+          <w:bCs/>
+        </w:rPr>
+      </w:pPr>
+      <w:proofErr w:type="spellStart"/>
+      <w:r>
+        <w:rPr>
+          <w:b/>
+          <w:bCs/>
+        </w:rPr>
+        <w:t>src</w:t>
+      </w:r>
+      <w:proofErr w:type="spellEnd"/>
+      <w:r>
+        <w:rPr>
+          <w:b/>
+          <w:bCs/>
+        </w:rPr>
+        <w:t>/</w:t>
+      </w:r>
+    </w:p>
+    <w:p>
+      <w:pPr>
+        <w:rPr>
+          <w:b/>
+          <w:bCs/>
+        </w:rPr>
+      </w:pPr>
+      <w:r>
+        <w:rPr>
+          <w:rFonts w:ascii="MS Gothic" w:eastAsia="MS Gothic" w:hAnsi="MS Gothic" w:cs="MS Gothic" w:hint="eastAsia"/>
+          <w:b/>
+          <w:bCs/>
+        </w:rPr>
+        <w:t>├</w:t>
+      </w:r>
+      <w:r>
+        <w:rPr>
+          <w:rFonts w:ascii="Calibri" w:hAnsi="Calibri" w:cs="Calibri"/>
+          <w:b/>
+          <w:bCs/>
+        </w:rPr>
+        <w:t>──</w:t>
+      </w:r>
+      <w:r>
+        <w:rPr>
+          <w:b/>
+          <w:bCs/>
+        </w:rPr>
+        <w:t xml:space="preserve"> app/</w:t>
+      </w:r>
+    </w:p>
+    <w:p>
+      <w:pPr>
+        <w:rPr>
+          <w:b/>
+          <w:bCs/>
+        </w:rPr>
+      </w:pPr>
+      <w:r>
+        <w:rPr>
+          <w:b/>
+          <w:bCs/>
+        </w:rPr>
+        <w:t xml:space="preserve">│   </w:t>
+      </w:r>
+      <w:r>
+        <w:rPr>
+          <w:rFonts w:ascii="MS Gothic" w:eastAsia="MS Gothic" w:hAnsi="MS Gothic" w:cs="MS Gothic" w:hint="eastAsia"/>
+          <w:b/>
+          <w:bCs/>
+        </w:rPr>
+        <w:t>├</w:t>
+      </w:r>
+      <w:r>
+        <w:rPr>
+          <w:rFonts w:ascii="Calibri" w:hAnsi="Calibri" w:cs="Calibri"/>
+          <w:b/>
+          <w:bCs/>
+        </w:rPr>
+        <w:t>──</w:t>
+      </w:r>
+      <w:r>
+        <w:rPr>
+          <w:b/>
+          <w:bCs/>
+        </w:rPr>
+        <w:t xml:space="preserve"> actions/</w:t>
+      </w:r>
+    </w:p>
+    <w:p>
+      <w:pPr>
+        <w:rPr>
+          <w:b/>
+          <w:bCs/>
+        </w:rPr>
+      </w:pPr>
+      <w:r>
+        <w:rPr>
+          <w:b/>
+          <w:bCs/>
+        </w:rPr>
+        <w:t xml:space="preserve">│   │   └── </w:t>
+      </w:r>
+      <w:proofErr w:type="spellStart"/>
+      <w:r>
+        <w:rPr>
+          <w:b/>
+          <w:bCs/>
+        </w:rPr>
+        <w:t>auth.ts</w:t>
+      </w:r>
+      <w:proofErr w:type="spellEnd"/>
+      <w:r>
+        <w:rPr>
+          <w:b/>
+          <w:bCs/>
+        </w:rPr>
+        <w:t xml:space="preserve">               # Server actions (</w:t>
+      </w:r>
+      <w:proofErr w:type="spellStart"/>
+      <w:r>
+        <w:rPr>
+          <w:b/>
+          <w:bCs/>
+        </w:rPr>
+        <w:t>registerUser</w:t>
+      </w:r>
+      <w:proofErr w:type="spellEnd"/>
+      <w:r>
+        <w:rPr>
+          <w:b/>
+          <w:bCs/>
+        </w:rPr>
+        <w:t xml:space="preserve">, </w:t>
+      </w:r>
+      <w:proofErr w:type="spellStart"/>
+      <w:r>
+        <w:rPr>
+          <w:b/>
+          <w:bCs/>
+        </w:rPr>
+        <w:t>verifyUserEmail</w:t>
+      </w:r>
+      <w:proofErr w:type="spellEnd"/>
+      <w:r>
+        <w:rPr>
+          <w:b/>
+          <w:bCs/>
+        </w:rPr>
+        <w:t xml:space="preserve">, </w:t>
+      </w:r>
+      <w:proofErr w:type="spellStart"/>
+      <w:r>
+        <w:rPr>
+          <w:b/>
+          <w:bCs/>
+        </w:rPr>
+        <w:t>resendVerificationCode</w:t>
+      </w:r>
+      <w:proofErr w:type="spellEnd"/>
+      <w:r>
+        <w:rPr>
+          <w:b/>
+          <w:bCs/>
+        </w:rPr>
+        <w:t xml:space="preserve">, </w:t>
+      </w:r>
+      <w:proofErr w:type="spellStart"/>
+      <w:r>
+        <w:rPr>
+          <w:b/>
+          <w:bCs/>
+        </w:rPr>
+        <w:t>assertRateLimit</w:t>
+      </w:r>
+      <w:proofErr w:type="spellEnd"/>
+      <w:r>
+        <w:rPr>
+          <w:b/>
+          <w:bCs/>
+        </w:rPr>
+        <w:t>)</w:t>
+      </w:r>
+    </w:p>
+    <w:p>
+      <w:pPr>
+        <w:rPr>
+          <w:b/>
+          <w:bCs/>
+        </w:rPr>
+      </w:pPr>
+      <w:r>
+        <w:rPr>
+          <w:b/>
+          <w:bCs/>
+        </w:rPr>
+        <w:t xml:space="preserve">│   </w:t>
+      </w:r>
+      <w:r>
+        <w:rPr>
+          <w:rFonts w:ascii="MS Gothic" w:eastAsia="MS Gothic" w:hAnsi="MS Gothic" w:cs="MS Gothic" w:hint="eastAsia"/>
+          <w:b/>
+          <w:bCs/>
+        </w:rPr>
+        <w:t>├</w:t>
+      </w:r>
+      <w:r>
+        <w:rPr>
+          <w:rFonts w:ascii="Calibri" w:hAnsi="Calibri" w:cs="Calibri"/>
+          <w:b/>
+          <w:bCs/>
+        </w:rPr>
+        <w:t>──</w:t>
+      </w:r>
+      <w:r>
+        <w:rPr>
+          <w:b/>
+          <w:bCs/>
+        </w:rPr>
+        <w:t xml:space="preserve"> verify-email/</w:t>
+      </w:r>
+    </w:p>
+    <w:p>
+      <w:pPr>
+        <w:rPr>
+          <w:b/>
+          <w:bCs/>
+        </w:rPr>
+      </w:pPr>
+      <w:r>
+        <w:rPr>
+          <w:b/>
+          <w:bCs/>
+        </w:rPr>
+        <w:t xml:space="preserve">│   │   </w:t>
+      </w:r>
+      <w:r>
+        <w:rPr>
+          <w:rFonts w:ascii="MS Gothic" w:eastAsia="MS Gothic" w:hAnsi="MS Gothic" w:cs="MS Gothic" w:hint="eastAsia"/>
+          <w:b/>
+          <w:bCs/>
+        </w:rPr>
+        <w:t>├</w:t>
+      </w:r>
+      <w:r>
+        <w:rPr>
+          <w:rFonts w:ascii="Calibri" w:hAnsi="Calibri" w:cs="Calibri"/>
+          <w:b/>
+          <w:bCs/>
+        </w:rPr>
+        <w:t>──</w:t>
+      </w:r>
+      <w:r>
+        <w:rPr>
+          <w:b/>
+          <w:bCs/>
+        </w:rPr>
+        <w:t xml:space="preserve"> </w:t>
+      </w:r>
+      <w:proofErr w:type="spellStart"/>
+      <w:r>
+        <w:rPr>
+          <w:b/>
+          <w:bCs/>
+        </w:rPr>
+        <w:t>page.tsx</w:t>
+      </w:r>
+      <w:proofErr w:type="spellEnd"/>
+      <w:r>
+        <w:rPr>
+          <w:b/>
+          <w:bCs/>
+        </w:rPr>
+        <w:t xml:space="preserve">              # Segmented 6-digit OTP input form, 120s timer, &amp; Suspense boundary</w:t>
+      </w:r>
+    </w:p>
+    <w:p>
+      <w:pPr>
+        <w:rPr>
+          <w:b/>
+          <w:bCs/>
+        </w:rPr>
+      </w:pPr>
+      <w:r>
+        <w:rPr>
+          <w:b/>
+          <w:bCs/>
+        </w:rPr>
+        <w:t>│   │   └── Authentication.docx   # Verification specification document</w:t>
+      </w:r>
+    </w:p>
+    <w:p>
+      <w:pPr>
+        <w:rPr>
+          <w:b/>
+          <w:bCs/>
+        </w:rPr>
+      </w:pPr>
+      <w:r>
+        <w:rPr>
+          <w:b/>
+          <w:bCs/>
+        </w:rPr>
+        <w:t xml:space="preserve">│   </w:t>
+      </w:r>
+      <w:r>
+        <w:rPr>
+          <w:rFonts w:ascii="MS Gothic" w:eastAsia="MS Gothic" w:hAnsi="MS Gothic" w:cs="MS Gothic" w:hint="eastAsia"/>
+          <w:b/>
+          <w:bCs/>
+        </w:rPr>
+        <w:t>├</w:t>
+      </w:r>
+      <w:r>
+        <w:rPr>
+          <w:rFonts w:ascii="Calibri" w:hAnsi="Calibri" w:cs="Calibri"/>
+          <w:b/>
+          <w:bCs/>
+        </w:rPr>
+        <w:t>──</w:t>
+      </w:r>
+      <w:r>
+        <w:rPr>
+          <w:b/>
+          <w:bCs/>
+        </w:rPr>
+        <w:t xml:space="preserve"> register/</w:t>
+      </w:r>
+    </w:p>
+    <w:p>
+      <w:pPr>
+        <w:rPr>
+          <w:b/>
+          <w:bCs/>
+        </w:rPr>
+      </w:pPr>
+      <w:r>
+        <w:rPr>
+          <w:b/>
+          <w:bCs/>
+        </w:rPr>
+        <w:t xml:space="preserve">│   │   └── </w:t>
+      </w:r>
+      <w:proofErr w:type="spellStart"/>
+      <w:r>
+        <w:rPr>
+          <w:b/>
+          <w:bCs/>
+        </w:rPr>
+        <w:t>page.tsx</w:t>
+      </w:r>
+      <w:proofErr w:type="spellEnd"/>
+      <w:r>
+        <w:rPr>
+          <w:b/>
+          <w:bCs/>
+        </w:rPr>
+        <w:t xml:space="preserve">              # Account creation form &amp; real-time DB username availability check</w:t>
+      </w:r>
+    </w:p>
+    <w:p>
+      <w:pPr>
+        <w:rPr>
+          <w:b/>
+          <w:bCs/>
+        </w:rPr>
+      </w:pPr>
+      <w:r>
+        <w:rPr>
+          <w:b/>
+          <w:bCs/>
+        </w:rPr>
+        <w:t xml:space="preserve">│   └── </w:t>
+      </w:r>
+      <w:proofErr w:type="spellStart"/>
+      <w:r>
+        <w:rPr>
+          <w:b/>
+          <w:bCs/>
+        </w:rPr>
+        <w:t>api</w:t>
+      </w:r>
+      <w:proofErr w:type="spellEnd"/>
+      <w:r>
+        <w:rPr>
+          <w:b/>
+          <w:bCs/>
+        </w:rPr>
+        <w:t>/</w:t>
+      </w:r>
+    </w:p>
+    <w:p>
+      <w:pPr>
+        <w:rPr>
+          <w:b/>
+          <w:bCs/>
+        </w:rPr>
+      </w:pPr>
+      <w:r>
+        <w:rPr>
+          <w:b/>
+          <w:bCs/>
+        </w:rPr>
+        <w:t>│       └── auth/</w:t>
+      </w:r>
+    </w:p>
+    <w:p>
+      <w:pPr>
+        <w:rPr>
+          <w:b/>
+          <w:bCs/>
+        </w:rPr>
+      </w:pPr>
+      <w:r>
+        <w:rPr>
+          <w:b/>
+          <w:bCs/>
+        </w:rPr>
+        <w:t>│           └── [...</w:t>
+      </w:r>
+      <w:proofErr w:type="spellStart"/>
+      <w:r>
+        <w:rPr>
+          <w:b/>
+          <w:bCs/>
+        </w:rPr>
+        <w:t>nextauth</w:t>
+      </w:r>
+      <w:proofErr w:type="spellEnd"/>
+      <w:r>
+        <w:rPr>
+          <w:b/>
+          <w:bCs/>
+        </w:rPr>
+        <w:t>]/</w:t>
+      </w:r>
+    </w:p>
+    <w:p>
+      <w:pPr>
+        <w:rPr>
+          <w:b/>
+          <w:bCs/>
+        </w:rPr>
+      </w:pPr>
+      <w:r>
+        <w:rPr>
+          <w:b/>
+          <w:bCs/>
+        </w:rPr>
+        <w:t xml:space="preserve">│               └── </w:t>
+      </w:r>
+      <w:proofErr w:type="spellStart"/>
+      <w:r>
+        <w:rPr>
+          <w:b/>
+          <w:bCs/>
+        </w:rPr>
+        <w:t>route.tsx</w:t>
+      </w:r>
+      <w:proofErr w:type="spellEnd"/>
+      <w:r>
+        <w:rPr>
+          <w:b/>
+          <w:bCs/>
+        </w:rPr>
+        <w:t xml:space="preserve">      # </w:t>
+      </w:r>
+      <w:proofErr w:type="spellStart"/>
+      <w:r>
+        <w:rPr>
+          <w:b/>
+          <w:bCs/>
+        </w:rPr>
+        <w:t>NextAuth</w:t>
+      </w:r>
+      <w:proofErr w:type="spellEnd"/>
+      <w:r>
+        <w:rPr>
+          <w:b/>
+          <w:bCs/>
+        </w:rPr>
+        <w:t xml:space="preserve"> configuration &amp; Credentials validation</w:t>
+      </w:r>
+    </w:p>
+    <w:p>
+      <w:pPr>
+        <w:rPr>
+          <w:b/>
+          <w:bCs/>
+        </w:rPr>
+      </w:pPr>
+    </w:p>
+    <w:p>
+      <w:pPr>
+        <w:rPr>
+          <w:b/>
+          <w:bCs/>
+        </w:rPr>
+      </w:pPr>
+    </w:p>
+    <w:p>
+      <w:pPr>
+        <w:rPr>
+          <w:b/>
+          <w:bCs/>
+        </w:rPr>
+      </w:pPr>
+    </w:p>
+    <w:p>
+      <w:pPr>
+        <w:rPr>
+          <w:b/>
+          <w:bCs/>
+        </w:rPr>
+      </w:pPr>
+    </w:p>
+    <w:p>
+      <w:pPr>
+        <w:rPr>
+          <w:b/>
+          <w:bCs/>
+        </w:rPr>
+      </w:pPr>
+    </w:p>
+    <w:p>
+      <w:pPr>
+        <w:rPr>
+          <w:b/>
+          <w:bCs/>
+        </w:rPr>
+      </w:pPr>
+    </w:p>
+    <w:p>
+      <w:pPr>
+        <w:rPr>
+          <w:b/>
+          <w:bCs/>
+        </w:rPr>
+      </w:pPr>
+    </w:p>
+    <w:p>
+      <w:pPr>
+        <w:rPr>
+          <w:b/>
+          <w:bCs/>
+        </w:rPr>
+      </w:pPr>
+    </w:p>
+    <w:p>
+      <w:pPr>
+        <w:rPr>
+          <w:b/>
+          <w:bCs/>
+        </w:rPr>
+      </w:pPr>
+    </w:p>
+    <w:p>
+      <w:pPr>
+        <w:rPr>
+          <w:b/>
+          <w:bCs/>
+        </w:rPr>
+      </w:pPr>
+      <w:r>
+        <w:rPr>
+          <w:b/>
+          <w:bCs/>
+        </w:rPr>
+        <w:lastRenderedPageBreak/>
+        <w:t>3. Frontend Verification Engine (app/verify-email/</w:t>
+      </w:r>
+      <w:proofErr w:type="spellStart"/>
+      <w:r>
+        <w:rPr>
+          <w:b/>
+          <w:bCs/>
+        </w:rPr>
+        <w:t>page.tsx</w:t>
+      </w:r>
+      <w:proofErr w:type="spellEnd"/>
+      <w:r>
+        <w:rPr>
+          <w:b/>
+          <w:bCs/>
+        </w:rPr>
+        <w:t>)</w:t>
+      </w:r>
+    </w:p>
+    <w:p>
+      <w:pPr>
+        <w:rPr>
+          <w:b/>
+          <w:bCs/>
+        </w:rPr>
+      </w:pPr>
+      <w:r>
+        <w:rPr>
+          <w:b/>
+          <w:bCs/>
+        </w:rPr>
+        <w:t>The /verify-email user interface is engineered for high usability, preventing input errors and handling fast user interactions cleanly.</w:t>
+      </w:r>
+    </w:p>
+    <w:p>
+      <w:pPr>
+        <w:rPr>
+          <w:b/>
+          <w:bCs/>
+        </w:rPr>
+      </w:pPr>
+      <w:r>
+        <w:rPr>
+          <w:b/>
+          <w:bCs/>
+        </w:rPr>
+        <w:t>Plaintext</w:t>
+      </w:r>
+    </w:p>
+    <w:p>
+      <w:pPr>
+        <w:rPr>
+          <w:b/>
+          <w:bCs/>
+        </w:rPr>
+      </w:pPr>
+      <w:r>
+        <w:rPr>
+          <w:b/>
+          <w:bCs/>
+        </w:rPr>
+        <w:t>[User Arrives from /</w:t>
+      </w:r>
+      <w:proofErr w:type="spellStart"/>
+      <w:r>
+        <w:rPr>
+          <w:b/>
+          <w:bCs/>
+        </w:rPr>
+        <w:t>register?email</w:t>
+      </w:r>
+      <w:proofErr w:type="spellEnd"/>
+      <w:r>
+        <w:rPr>
+          <w:b/>
+          <w:bCs/>
+        </w:rPr>
+        <w:t>=...]</w:t>
+      </w:r>
+    </w:p>
+    <w:p>
+      <w:pPr>
+        <w:rPr>
+          <w:b/>
+          <w:bCs/>
+        </w:rPr>
+      </w:pPr>
+      <w:r>
+        <w:rPr>
+          <w:b/>
+          <w:bCs/>
+        </w:rPr>
+        <w:t xml:space="preserve">                   │</w:t>
+      </w:r>
+    </w:p>
+    <w:p>
+      <w:pPr>
+        <w:rPr>
+          <w:b/>
+          <w:bCs/>
+        </w:rPr>
+      </w:pPr>
+      <w:r>
+        <w:rPr>
+          <w:b/>
+          <w:bCs/>
+        </w:rPr>
+        <w:t xml:space="preserve">                   </w:t>
+      </w:r>
+      <w:r>
+        <w:rPr>
+          <w:rFonts w:ascii="Arial" w:hAnsi="Arial" w:cs="Arial"/>
+          <w:b/>
+          <w:bCs/>
+        </w:rPr>
+        <w:t>▼</w:t>
+      </w:r>
+    </w:p>
+    <w:p>
+      <w:pPr>
+        <w:rPr>
+          <w:b/>
+          <w:bCs/>
+        </w:rPr>
+      </w:pPr>
+      <w:r>
+        <w:rPr>
+          <w:b/>
+          <w:bCs/>
+        </w:rPr>
+        <w:t xml:space="preserve">  [Suspense Fallback Container Active]</w:t>
+      </w:r>
+    </w:p>
+    <w:p>
+      <w:pPr>
+        <w:rPr>
+          <w:b/>
+          <w:bCs/>
+        </w:rPr>
+      </w:pPr>
+      <w:r>
+        <w:rPr>
+          <w:b/>
+          <w:bCs/>
+        </w:rPr>
+        <w:t xml:space="preserve">                   │</w:t>
+      </w:r>
+    </w:p>
+    <w:p>
+      <w:pPr>
+        <w:rPr>
+          <w:b/>
+          <w:bCs/>
+        </w:rPr>
+      </w:pPr>
+      <w:r>
+        <w:rPr>
+          <w:b/>
+          <w:bCs/>
+        </w:rPr>
+        <w:t xml:space="preserve">                   </w:t>
+      </w:r>
+      <w:r>
+        <w:rPr>
+          <w:rFonts w:ascii="Arial" w:hAnsi="Arial" w:cs="Arial"/>
+          <w:b/>
+          <w:bCs/>
+        </w:rPr>
+        <w:t>▼</w:t>
+      </w:r>
+    </w:p>
+    <w:p>
+      <w:pPr>
+        <w:rPr>
+          <w:b/>
+          <w:bCs/>
+        </w:rPr>
+      </w:pPr>
+      <w:r>
+        <w:rPr>
+          <w:b/>
+          <w:bCs/>
+        </w:rPr>
+        <w:t xml:space="preserve">       [</w:t>
+      </w:r>
+      <w:proofErr w:type="spellStart"/>
+      <w:r>
+        <w:rPr>
+          <w:b/>
+          <w:bCs/>
+        </w:rPr>
+        <w:t>VerifyEmailContent</w:t>
+      </w:r>
+      <w:proofErr w:type="spellEnd"/>
+      <w:r>
+        <w:rPr>
+          <w:b/>
+          <w:bCs/>
+        </w:rPr>
+        <w:t xml:space="preserve"> Mounts]</w:t>
+      </w:r>
+    </w:p>
+    <w:p>
+      <w:pPr>
+        <w:rPr>
+          <w:b/>
+          <w:bCs/>
+        </w:rPr>
+      </w:pPr>
+      <w:r>
+        <w:rPr>
+          <w:b/>
+          <w:bCs/>
+        </w:rPr>
+        <w:t xml:space="preserve">         ┌─────────</w:t>
+      </w:r>
+      <w:r>
+        <w:rPr>
+          <w:rFonts w:ascii="MS Gothic" w:eastAsia="MS Gothic" w:hAnsi="MS Gothic" w:cs="MS Gothic" w:hint="eastAsia"/>
+          <w:b/>
+          <w:bCs/>
+        </w:rPr>
+        <w:t>┴</w:t>
+      </w:r>
+      <w:r>
+        <w:rPr>
+          <w:rFonts w:ascii="Calibri" w:hAnsi="Calibri" w:cs="Calibri"/>
+          <w:b/>
+          <w:bCs/>
+        </w:rPr>
+        <w:t>─────────┐</w:t>
+      </w:r>
+    </w:p>
+    <w:p>
+      <w:pPr>
+        <w:rPr>
+          <w:b/>
+          <w:bCs/>
+        </w:rPr>
+      </w:pPr>
+      <w:r>
+        <w:rPr>
+          <w:b/>
+          <w:bCs/>
+        </w:rPr>
+        <w:t xml:space="preserve">         │                   │</w:t>
+      </w:r>
+    </w:p>
+    <w:p>
+      <w:pPr>
+        <w:rPr>
+          <w:b/>
+          <w:bCs/>
+        </w:rPr>
+      </w:pPr>
+      <w:r>
+        <w:rPr>
+          <w:b/>
+          <w:bCs/>
+        </w:rPr>
+        <w:t xml:space="preserve">  [120s </w:t>
+      </w:r>
+      <w:proofErr w:type="gramStart"/>
+      <w:r>
+        <w:rPr>
+          <w:b/>
+          <w:bCs/>
+        </w:rPr>
+        <w:t xml:space="preserve">Countdown]   </w:t>
+      </w:r>
+      <w:proofErr w:type="gramEnd"/>
+      <w:r>
+        <w:rPr>
+          <w:b/>
+          <w:bCs/>
+        </w:rPr>
+        <w:t>[6-Box Segmented Inputs]</w:t>
+      </w:r>
+    </w:p>
+    <w:p>
+      <w:pPr>
+        <w:rPr>
+          <w:b/>
+          <w:bCs/>
+        </w:rPr>
+      </w:pPr>
+      <w:r>
+        <w:rPr>
+          <w:b/>
+          <w:bCs/>
+        </w:rPr>
+        <w:t xml:space="preserve">         │                   │</w:t>
+      </w:r>
+    </w:p>
+    <w:p>
+      <w:pPr>
+        <w:rPr>
+          <w:b/>
+          <w:bCs/>
+        </w:rPr>
+      </w:pPr>
+      <w:r>
+        <w:rPr>
+          <w:b/>
+          <w:bCs/>
+        </w:rPr>
+        <w:t xml:space="preserve">         │          ┌────────</w:t>
+      </w:r>
+      <w:r>
+        <w:rPr>
+          <w:rFonts w:ascii="MS Gothic" w:eastAsia="MS Gothic" w:hAnsi="MS Gothic" w:cs="MS Gothic" w:hint="eastAsia"/>
+          <w:b/>
+          <w:bCs/>
+        </w:rPr>
+        <w:t>┴</w:t>
+      </w:r>
+      <w:r>
+        <w:rPr>
+          <w:rFonts w:ascii="Calibri" w:hAnsi="Calibri" w:cs="Calibri"/>
+          <w:b/>
+          <w:bCs/>
+        </w:rPr>
+        <w:t>────────┐</w:t>
+      </w:r>
+    </w:p>
+    <w:p>
+      <w:pPr>
+        <w:rPr>
+          <w:b/>
+          <w:bCs/>
+        </w:rPr>
+      </w:pPr>
+      <w:r>
+        <w:rPr>
+          <w:b/>
+          <w:bCs/>
+        </w:rPr>
+        <w:t xml:space="preserve">         │  </w:t>
+      </w:r>
+      <w:proofErr w:type="gramStart"/>
+      <w:r>
+        <w:rPr>
+          <w:b/>
+          <w:bCs/>
+        </w:rPr>
+        <w:t xml:space="preserve">   [</w:t>
+      </w:r>
+      <w:proofErr w:type="gramEnd"/>
+      <w:r>
+        <w:rPr>
+          <w:b/>
+          <w:bCs/>
+        </w:rPr>
+        <w:t>Auto-</w:t>
+      </w:r>
+      <w:proofErr w:type="gramStart"/>
+      <w:r>
+        <w:rPr>
+          <w:b/>
+          <w:bCs/>
+        </w:rPr>
+        <w:t xml:space="preserve">Focus]   </w:t>
+      </w:r>
+      <w:proofErr w:type="gramEnd"/>
+      <w:r>
+        <w:rPr>
+          <w:b/>
+          <w:bCs/>
+        </w:rPr>
+        <w:t xml:space="preserve"> [Paste Handler]</w:t>
+      </w:r>
+    </w:p>
+    <w:p>
+      <w:pPr>
+        <w:rPr>
+          <w:b/>
+          <w:bCs/>
+        </w:rPr>
+      </w:pPr>
+      <w:r>
+        <w:rPr>
+          <w:b/>
+          <w:bCs/>
+        </w:rPr>
+        <w:t xml:space="preserve">         │          └────────</w:t>
+      </w:r>
+      <w:r>
+        <w:rPr>
+          <w:rFonts w:ascii="MS Gothic" w:eastAsia="MS Gothic" w:hAnsi="MS Gothic" w:cs="MS Gothic" w:hint="eastAsia"/>
+          <w:b/>
+          <w:bCs/>
+        </w:rPr>
+        <w:t>┬</w:t>
+      </w:r>
+      <w:r>
+        <w:rPr>
+          <w:rFonts w:ascii="Calibri" w:hAnsi="Calibri" w:cs="Calibri"/>
+          <w:b/>
+          <w:bCs/>
+        </w:rPr>
+        <w:t>────────┘</w:t>
+      </w:r>
+    </w:p>
+    <w:p>
+      <w:pPr>
+        <w:rPr>
+          <w:b/>
+          <w:bCs/>
+        </w:rPr>
+      </w:pPr>
+      <w:r>
+        <w:rPr>
+          <w:b/>
+          <w:bCs/>
+        </w:rPr>
+        <w:t xml:space="preserve">         │                   │</w:t>
+      </w:r>
+    </w:p>
+    <w:p>
+      <w:pPr>
+        <w:rPr>
+          <w:b/>
+          <w:bCs/>
+        </w:rPr>
+      </w:pPr>
+      <w:r>
+        <w:rPr>
+          <w:b/>
+          <w:bCs/>
+        </w:rPr>
+        <w:t xml:space="preserve">         </w:t>
+      </w:r>
+      <w:r>
+        <w:rPr>
+          <w:rFonts w:ascii="Arial" w:hAnsi="Arial" w:cs="Arial"/>
+          <w:b/>
+          <w:bCs/>
+        </w:rPr>
+        <w:t>▼</w:t>
+      </w:r>
+      <w:r>
+        <w:rPr>
+          <w:b/>
+          <w:bCs/>
+        </w:rPr>
+        <w:t xml:space="preserve">                   </w:t>
+      </w:r>
+      <w:r>
+        <w:rPr>
+          <w:rFonts w:ascii="Arial" w:hAnsi="Arial" w:cs="Arial"/>
+          <w:b/>
+          <w:bCs/>
+        </w:rPr>
+        <w:t>▼</w:t>
+      </w:r>
+    </w:p>
+    <w:p>
+      <w:pPr>
+        <w:rPr>
+          <w:b/>
+          <w:bCs/>
+        </w:rPr>
+      </w:pPr>
+      <w:r>
+        <w:rPr>
+          <w:b/>
+          <w:bCs/>
+        </w:rPr>
+        <w:t xml:space="preserve">  [Resend Button] ──&gt; [</w:t>
+      </w:r>
+      <w:proofErr w:type="spellStart"/>
+      <w:r>
+        <w:rPr>
+          <w:b/>
+          <w:bCs/>
+        </w:rPr>
+        <w:t>verifyUserEmail</w:t>
+      </w:r>
+      <w:proofErr w:type="spellEnd"/>
+      <w:r>
+        <w:rPr>
+          <w:b/>
+          <w:bCs/>
+        </w:rPr>
+        <w:t xml:space="preserve"> Action]</w:t>
+      </w:r>
+    </w:p>
+    <w:p>
+      <w:pPr>
+        <w:rPr>
+          <w:b/>
+          <w:bCs/>
+        </w:rPr>
+      </w:pPr>
+      <w:r>
+        <w:rPr>
+          <w:b/>
+          <w:bCs/>
+        </w:rPr>
+        <w:t xml:space="preserve">                             │</w:t>
+      </w:r>
+    </w:p>
+    <w:p>
+      <w:pPr>
+        <w:rPr>
+          <w:b/>
+          <w:bCs/>
+        </w:rPr>
+      </w:pPr>
+      <w:r>
+        <w:rPr>
+          <w:b/>
+          <w:bCs/>
+        </w:rPr>
+        <w:t xml:space="preserve">                             </w:t>
+      </w:r>
+      <w:r>
+        <w:rPr>
+          <w:rFonts w:ascii="Arial" w:hAnsi="Arial" w:cs="Arial"/>
+          <w:b/>
+          <w:bCs/>
+        </w:rPr>
+        <w:t>▼</w:t>
+      </w:r>
+    </w:p>
+    <w:p>
+      <w:pPr>
+        <w:rPr>
+          <w:b/>
+          <w:bCs/>
+        </w:rPr>
+      </w:pPr>
+      <w:r>
+        <w:rPr>
+          <w:b/>
+          <w:bCs/>
+        </w:rPr>
+        <w:t xml:space="preserve">                    [Redirect to /profile]</w:t>
+      </w:r>
+    </w:p>
+    <w:p>
+      <w:pPr>
+        <w:rPr>
+          <w:b/>
+          <w:bCs/>
+        </w:rPr>
+      </w:pPr>
+    </w:p>
+    <w:p>
+      <w:pPr>
+        <w:rPr>
+          <w:b/>
+          <w:bCs/>
+        </w:rPr>
+      </w:pPr>
+    </w:p>
+    <w:p>
+      <w:pPr>
+        <w:rPr>
+          <w:b/>
+          <w:bCs/>
+        </w:rPr>
+      </w:pPr>
+      <w:r>
+        <w:rPr>
+          <w:b/>
+          <w:bCs/>
+        </w:rPr>
+        <w:lastRenderedPageBreak/>
+        <w:t>UI/UX Mechanics &amp; State Management</w:t>
+      </w:r>
+    </w:p>
+    <w:p>
+      <w:pPr>
+        <w:numPr>
+          <w:ilvl w:val="0"/>
+          <w:numId w:val="4"/>
+        </w:numPr>
+        <w:rPr>
+          <w:b/>
+          <w:bCs/>
+        </w:rPr>
+      </w:pPr>
+      <w:r>
+        <w:rPr>
+          <w:b/>
+          <w:bCs/>
+        </w:rPr>
+        <w:t xml:space="preserve">Suspense Boundary: The page component is wrapped in &lt;Suspense&gt; to safely read email parameters via </w:t>
+      </w:r>
+      <w:proofErr w:type="spellStart"/>
+      <w:proofErr w:type="gramStart"/>
+      <w:r>
+        <w:rPr>
+          <w:b/>
+          <w:bCs/>
+        </w:rPr>
+        <w:t>useSearchParams</w:t>
+      </w:r>
+      <w:proofErr w:type="spellEnd"/>
+      <w:r>
+        <w:rPr>
+          <w:b/>
+          <w:bCs/>
+        </w:rPr>
+        <w:t>(</w:t>
+      </w:r>
+      <w:proofErr w:type="gramEnd"/>
+      <w:r>
+        <w:rPr>
+          <w:b/>
+          <w:bCs/>
+        </w:rPr>
+        <w:t>) during Next.js client-side rendering.</w:t>
+      </w:r>
+    </w:p>
+    <w:p>
+      <w:pPr>
+        <w:numPr>
+          <w:ilvl w:val="0"/>
+          <w:numId w:val="4"/>
+        </w:numPr>
+        <w:rPr>
+          <w:b/>
+          <w:bCs/>
+        </w:rPr>
+      </w:pPr>
+      <w:r>
+        <w:rPr>
+          <w:b/>
+          <w:bCs/>
+        </w:rPr>
+        <w:t>Segmented 6-Digit Input Grid:</w:t>
+      </w:r>
+    </w:p>
+    <w:p>
+      <w:pPr>
+        <w:numPr>
+          <w:ilvl w:val="1"/>
+          <w:numId w:val="4"/>
+        </w:numPr>
+        <w:rPr>
+          <w:b/>
+          <w:bCs/>
+        </w:rPr>
+      </w:pPr>
+      <w:r>
+        <w:rPr>
+          <w:b/>
+          <w:bCs/>
+        </w:rPr>
+        <w:t xml:space="preserve">State is stored in a 6-element string array (["", "", "", "", "", </w:t>
+      </w:r>
+      <w:proofErr w:type="gramStart"/>
+      <w:r>
+        <w:rPr>
+          <w:b/>
+          <w:bCs/>
+        </w:rPr>
+        <w:t>""]</w:t>
+      </w:r>
+      <w:proofErr w:type="gramEnd"/>
+      <w:r>
+        <w:rPr>
+          <w:b/>
+          <w:bCs/>
+        </w:rPr>
+        <w:t>).</w:t>
+      </w:r>
+    </w:p>
+    <w:p>
+      <w:pPr>
+        <w:numPr>
+          <w:ilvl w:val="1"/>
+          <w:numId w:val="4"/>
+        </w:numPr>
+        <w:rPr>
+          <w:b/>
+          <w:bCs/>
+        </w:rPr>
+      </w:pPr>
+      <w:r>
+        <w:rPr>
+          <w:b/>
+          <w:bCs/>
+        </w:rPr>
+        <w:t xml:space="preserve">Auto-Advance: Typing a numeric digit automatically pushes focus to </w:t>
+      </w:r>
+      <w:proofErr w:type="spellStart"/>
+      <w:r>
+        <w:rPr>
+          <w:b/>
+          <w:bCs/>
+        </w:rPr>
+        <w:t>inputRefs.current</w:t>
+      </w:r>
+      <w:proofErr w:type="spellEnd"/>
+      <w:r>
+        <w:rPr>
+          <w:b/>
+          <w:bCs/>
+        </w:rPr>
+        <w:t>[index + 1].</w:t>
+      </w:r>
+    </w:p>
+    <w:p>
+      <w:pPr>
+        <w:numPr>
+          <w:ilvl w:val="1"/>
+          <w:numId w:val="4"/>
+        </w:numPr>
+        <w:rPr>
+          <w:b/>
+          <w:bCs/>
+        </w:rPr>
+      </w:pPr>
+      <w:r>
+        <w:rPr>
+          <w:b/>
+          <w:bCs/>
+        </w:rPr>
+        <w:t xml:space="preserve">Backspace Regression: Hitting Backspace on an </w:t>
+      </w:r>
+      <w:proofErr w:type="gramStart"/>
+      <w:r>
+        <w:rPr>
+          <w:b/>
+          <w:bCs/>
+        </w:rPr>
+        <w:t>empty box shifts</w:t>
+      </w:r>
+      <w:proofErr w:type="gramEnd"/>
+      <w:r>
+        <w:rPr>
+          <w:b/>
+          <w:bCs/>
+        </w:rPr>
+        <w:t xml:space="preserve"> focus backward to </w:t>
+      </w:r>
+      <w:proofErr w:type="spellStart"/>
+      <w:r>
+        <w:rPr>
+          <w:b/>
+          <w:bCs/>
+        </w:rPr>
+        <w:t>inputRefs.current</w:t>
+      </w:r>
+      <w:proofErr w:type="spellEnd"/>
+      <w:r>
+        <w:rPr>
+          <w:b/>
+          <w:bCs/>
+        </w:rPr>
+        <w:t>[index - 1].</w:t>
+      </w:r>
+    </w:p>
+    <w:p>
+      <w:pPr>
+        <w:numPr>
+          <w:ilvl w:val="1"/>
+          <w:numId w:val="4"/>
+        </w:numPr>
+        <w:rPr>
+          <w:b/>
+          <w:bCs/>
+        </w:rPr>
+      </w:pPr>
+      <w:r>
+        <w:rPr>
+          <w:b/>
+          <w:bCs/>
+        </w:rPr>
+        <w:t>Clipboard Paste Integration (</w:t>
+      </w:r>
+      <w:proofErr w:type="spellStart"/>
+      <w:r>
+        <w:rPr>
+          <w:b/>
+          <w:bCs/>
+        </w:rPr>
+        <w:t>handlePaste</w:t>
+      </w:r>
+      <w:proofErr w:type="spellEnd"/>
+      <w:r>
+        <w:rPr>
+          <w:b/>
+          <w:bCs/>
+        </w:rPr>
+        <w:t xml:space="preserve">): Pasting a string extracts all numeric characters, truncates them to 6 digits, populates the entire array simultaneously, and </w:t>
+      </w:r>
+      <w:proofErr w:type="gramStart"/>
+      <w:r>
+        <w:rPr>
+          <w:b/>
+          <w:bCs/>
+        </w:rPr>
+        <w:t>focuses</w:t>
+      </w:r>
+      <w:proofErr w:type="gramEnd"/>
+      <w:r>
+        <w:rPr>
+          <w:b/>
+          <w:bCs/>
+        </w:rPr>
+        <w:t xml:space="preserve"> the final input box.</w:t>
+      </w:r>
+    </w:p>
+    <w:p>
+      <w:pPr>
+        <w:numPr>
+          <w:ilvl w:val="0"/>
+          <w:numId w:val="4"/>
+        </w:numPr>
+        <w:rPr>
+          <w:b/>
+          <w:bCs/>
+        </w:rPr>
+      </w:pPr>
+      <w:r>
+        <w:rPr>
+          <w:b/>
+          <w:bCs/>
+        </w:rPr>
+        <w:t>120-Second Resend Throttle:</w:t>
+      </w:r>
+    </w:p>
+    <w:p>
+      <w:pPr>
+        <w:numPr>
+          <w:ilvl w:val="1"/>
+          <w:numId w:val="4"/>
+        </w:numPr>
+        <w:rPr>
+          <w:b/>
+          <w:bCs/>
+        </w:rPr>
+      </w:pPr>
+      <w:r>
+        <w:rPr>
+          <w:b/>
+          <w:bCs/>
+        </w:rPr>
+        <w:t>A local countdown timer (</w:t>
+      </w:r>
+      <w:proofErr w:type="spellStart"/>
+      <w:r>
+        <w:rPr>
+          <w:b/>
+          <w:bCs/>
+        </w:rPr>
+        <w:t>timeLeft</w:t>
+      </w:r>
+      <w:proofErr w:type="spellEnd"/>
+      <w:r>
+        <w:rPr>
+          <w:b/>
+          <w:bCs/>
+        </w:rPr>
+        <w:t>) initializes at 120 seconds.</w:t>
+      </w:r>
+    </w:p>
+    <w:p>
+      <w:pPr>
+        <w:numPr>
+          <w:ilvl w:val="1"/>
+          <w:numId w:val="4"/>
+        </w:numPr>
+        <w:rPr>
+          <w:b/>
+          <w:bCs/>
+        </w:rPr>
+      </w:pPr>
+      <w:r>
+        <w:rPr>
+          <w:b/>
+          <w:bCs/>
+        </w:rPr>
+        <w:t xml:space="preserve">The "Resend now" trigger remains disabled until </w:t>
+      </w:r>
+      <w:proofErr w:type="spellStart"/>
+      <w:r>
+        <w:rPr>
+          <w:b/>
+          <w:bCs/>
+        </w:rPr>
+        <w:t>timeLeft</w:t>
+      </w:r>
+      <w:proofErr w:type="spellEnd"/>
+      <w:r>
+        <w:rPr>
+          <w:b/>
+          <w:bCs/>
+        </w:rPr>
+        <w:t xml:space="preserve"> reaches 0, preventing user-driven API spam.</w:t>
+      </w:r>
+    </w:p>
+    <w:p>
+      <w:pPr>
+        <w:numPr>
+          <w:ilvl w:val="0"/>
+          <w:numId w:val="4"/>
+        </w:numPr>
+        <w:rPr>
+          <w:b/>
+          <w:bCs/>
+        </w:rPr>
+      </w:pPr>
+      <w:r>
+        <w:rPr>
+          <w:b/>
+          <w:bCs/>
+        </w:rPr>
+        <w:t>Feedback &amp; Transitions: Invalid code submissions trigger CSS keyframe animations (animate-shake and animate-slide-up) alongside drop-shadow error text. On validation, the user is redirected to /profile.</w:t>
+      </w:r>
+    </w:p>
+    <w:p>
+      <w:pPr>
+        <w:rPr>
+          <w:b/>
+          <w:bCs/>
+        </w:rPr>
+      </w:pPr>
+    </w:p>
+    <w:p>
+      <w:pPr>
+        <w:rPr>
+          <w:b/>
+          <w:bCs/>
+        </w:rPr>
+      </w:pPr>
+    </w:p>
+    <w:p>
+      <w:pPr>
+        <w:rPr>
+          <w:b/>
+          <w:bCs/>
+        </w:rPr>
+      </w:pPr>
+    </w:p>
+    <w:p>
+      <w:pPr>
+        <w:rPr>
+          <w:b/>
+          <w:bCs/>
+        </w:rPr>
+      </w:pPr>
+    </w:p>
+    <w:p>
+      <w:pPr>
+        <w:rPr>
+          <w:b/>
+          <w:bCs/>
+        </w:rPr>
+      </w:pPr>
+    </w:p>
+    <w:p>
+      <w:pPr>
+        <w:rPr>
+          <w:b/>
+          <w:bCs/>
+        </w:rPr>
+      </w:pPr>
+    </w:p>
+    <w:p>
+      <w:pPr>
+        <w:rPr>
+          <w:b/>
+          <w:bCs/>
+        </w:rPr>
+      </w:pPr>
+    </w:p>
+    <w:p>
+      <w:pPr>
+        <w:rPr>
+          <w:b/>
+          <w:bCs/>
+        </w:rPr>
+      </w:pPr>
+    </w:p>
+    <w:p>
+      <w:pPr>
+        <w:rPr>
+          <w:b/>
+          <w:bCs/>
+        </w:rPr>
+      </w:pPr>
+    </w:p>
+    <w:p>
+      <w:pPr>
+        <w:rPr>
+          <w:b/>
+          <w:bCs/>
+        </w:rPr>
+      </w:pPr>
+      <w:r>
+        <w:rPr>
+          <w:b/>
+          <w:bCs/>
+        </w:rPr>
+        <w:lastRenderedPageBreak/>
+        <w:t>4. Rate Limiting, DB Lockout &amp; Abuse Prevention</w:t>
+      </w:r>
+    </w:p>
+    <w:p>
+      <w:pPr>
+        <w:rPr>
+          <w:b/>
+          <w:bCs/>
+        </w:rPr>
+      </w:pPr>
+      <w:r>
+        <w:rPr>
+          <w:b/>
+          <w:bCs/>
+        </w:rPr>
+        <w:t>Server actions in app/actions/</w:t>
+      </w:r>
+      <w:proofErr w:type="spellStart"/>
+      <w:r>
+        <w:rPr>
+          <w:b/>
+          <w:bCs/>
+        </w:rPr>
+        <w:t>auth.ts</w:t>
+      </w:r>
+      <w:proofErr w:type="spellEnd"/>
+      <w:r>
+        <w:rPr>
+          <w:b/>
+          <w:bCs/>
+        </w:rPr>
+        <w:t xml:space="preserve"> enforce strict security checks prior to any database mutation.</w:t>
+      </w:r>
+    </w:p>
+    <w:p>
+      <w:pPr>
+        <w:rPr>
+          <w:b/>
+          <w:bCs/>
+        </w:rPr>
+      </w:pPr>
+      <w:r>
+        <w:rPr>
+          <w:b/>
+          <w:bCs/>
+        </w:rPr>
+        <w:t xml:space="preserve">                  [Client Verification Request]</w:t>
+      </w:r>
+    </w:p>
+    <w:p>
+      <w:pPr>
+        <w:rPr>
+          <w:b/>
+          <w:bCs/>
+        </w:rPr>
+      </w:pPr>
+      <w:r>
+        <w:rPr>
+          <w:b/>
+          <w:bCs/>
+        </w:rPr>
+        <w:t xml:space="preserve">                                │</w:t>
+      </w:r>
+    </w:p>
+    <w:p>
+      <w:pPr>
+        <w:rPr>
+          <w:b/>
+          <w:bCs/>
+        </w:rPr>
+      </w:pPr>
+      <w:r>
+        <w:rPr>
+          <w:b/>
+          <w:bCs/>
+        </w:rPr>
+        <w:t xml:space="preserve">                                </w:t>
+      </w:r>
+      <w:r>
+        <w:rPr>
+          <w:rFonts w:ascii="Arial" w:hAnsi="Arial" w:cs="Arial"/>
+          <w:b/>
+          <w:bCs/>
+        </w:rPr>
+        <w:t>▼</w:t>
+      </w:r>
+    </w:p>
+    <w:p>
+      <w:pPr>
+        <w:rPr>
+          <w:b/>
+          <w:bCs/>
+        </w:rPr>
+      </w:pPr>
+      <w:r>
+        <w:rPr>
+          <w:b/>
+          <w:bCs/>
+        </w:rPr>
+        <w:t xml:space="preserve">            [</w:t>
+      </w:r>
+      <w:proofErr w:type="spellStart"/>
+      <w:r>
+        <w:rPr>
+          <w:b/>
+          <w:bCs/>
+        </w:rPr>
+        <w:t>Upstash</w:t>
+      </w:r>
+      <w:proofErr w:type="spellEnd"/>
+      <w:r>
+        <w:rPr>
+          <w:b/>
+          <w:bCs/>
+        </w:rPr>
+        <w:t xml:space="preserve"> Redis: Sliding Window Limit Check]</w:t>
+      </w:r>
+    </w:p>
+    <w:p>
+      <w:pPr>
+        <w:rPr>
+          <w:b/>
+          <w:bCs/>
+        </w:rPr>
+      </w:pPr>
+      <w:r>
+        <w:rPr>
+          <w:b/>
+          <w:bCs/>
+        </w:rPr>
+        <w:t xml:space="preserve">                                │</w:t>
+      </w:r>
+    </w:p>
+    <w:p>
+      <w:pPr>
+        <w:rPr>
+          <w:b/>
+          <w:bCs/>
+        </w:rPr>
+      </w:pPr>
+      <w:r>
+        <w:rPr>
+          <w:b/>
+          <w:bCs/>
+        </w:rPr>
+        <w:t xml:space="preserve">                  ┌─────────────</w:t>
+      </w:r>
+      <w:r>
+        <w:rPr>
+          <w:rFonts w:ascii="MS Gothic" w:eastAsia="MS Gothic" w:hAnsi="MS Gothic" w:cs="MS Gothic" w:hint="eastAsia"/>
+          <w:b/>
+          <w:bCs/>
+        </w:rPr>
+        <w:t>┴</w:t>
+      </w:r>
+      <w:r>
+        <w:rPr>
+          <w:rFonts w:ascii="Calibri" w:hAnsi="Calibri" w:cs="Calibri"/>
+          <w:b/>
+          <w:bCs/>
+        </w:rPr>
+        <w:t>─────────────┐</w:t>
+      </w:r>
+    </w:p>
+    <w:p>
+      <w:pPr>
+        <w:rPr>
+          <w:b/>
+          <w:bCs/>
+        </w:rPr>
+      </w:pPr>
+      <w:r>
+        <w:rPr>
+          <w:b/>
+          <w:bCs/>
+        </w:rPr>
+        <w:t xml:space="preserve">             (</w:t>
+      </w:r>
+      <w:proofErr w:type="gramStart"/>
+      <w:r>
+        <w:rPr>
+          <w:b/>
+          <w:bCs/>
+        </w:rPr>
+        <w:t xml:space="preserve">Allowed)   </w:t>
+      </w:r>
+      <w:proofErr w:type="gramEnd"/>
+      <w:r>
+        <w:rPr>
+          <w:b/>
+          <w:bCs/>
+        </w:rPr>
+        <w:t xml:space="preserve">               </w:t>
+      </w:r>
+      <w:proofErr w:type="gramStart"/>
+      <w:r>
+        <w:rPr>
+          <w:b/>
+          <w:bCs/>
+        </w:rPr>
+        <w:t xml:space="preserve">   (</w:t>
+      </w:r>
+      <w:proofErr w:type="gramEnd"/>
+      <w:r>
+        <w:rPr>
+          <w:b/>
+          <w:bCs/>
+        </w:rPr>
+        <w:t>Exceeded)</w:t>
+      </w:r>
+    </w:p>
+    <w:p>
+      <w:pPr>
+        <w:rPr>
+          <w:b/>
+          <w:bCs/>
+        </w:rPr>
+      </w:pPr>
+      <w:r>
+        <w:rPr>
+          <w:b/>
+          <w:bCs/>
+        </w:rPr>
+        <w:t xml:space="preserve">                  │                            │</w:t>
+      </w:r>
+    </w:p>
+    <w:p>
+      <w:pPr>
+        <w:rPr>
+          <w:b/>
+          <w:bCs/>
+        </w:rPr>
+      </w:pPr>
+      <w:r>
+        <w:rPr>
+          <w:b/>
+          <w:bCs/>
+        </w:rPr>
+        <w:t xml:space="preserve">                  </w:t>
+      </w:r>
+      <w:r>
+        <w:rPr>
+          <w:rFonts w:ascii="Arial" w:hAnsi="Arial" w:cs="Arial"/>
+          <w:b/>
+          <w:bCs/>
+        </w:rPr>
+        <w:t>▼</w:t>
+      </w:r>
+      <w:r>
+        <w:rPr>
+          <w:b/>
+          <w:bCs/>
+        </w:rPr>
+        <w:t xml:space="preserve">                            </w:t>
+      </w:r>
+      <w:r>
+        <w:rPr>
+          <w:rFonts w:ascii="Arial" w:hAnsi="Arial" w:cs="Arial"/>
+          <w:b/>
+          <w:bCs/>
+        </w:rPr>
+        <w:t>▼</w:t>
+      </w:r>
+    </w:p>
+    <w:p>
+      <w:pPr>
+        <w:rPr>
+          <w:b/>
+          <w:bCs/>
+        </w:rPr>
+      </w:pPr>
+      <w:r>
+        <w:rPr>
+          <w:b/>
+          <w:bCs/>
+        </w:rPr>
+        <w:t xml:space="preserve">      [</w:t>
+      </w:r>
+      <w:proofErr w:type="spellStart"/>
+      <w:r>
+        <w:rPr>
+          <w:b/>
+          <w:bCs/>
+        </w:rPr>
+        <w:t>Supabase</w:t>
+      </w:r>
+      <w:proofErr w:type="spellEnd"/>
+      <w:r>
+        <w:rPr>
+          <w:b/>
+          <w:bCs/>
+        </w:rPr>
+        <w:t xml:space="preserve"> DB </w:t>
+      </w:r>
+      <w:proofErr w:type="gramStart"/>
+      <w:r>
+        <w:rPr>
+          <w:b/>
+          <w:bCs/>
+        </w:rPr>
+        <w:t xml:space="preserve">Query]   </w:t>
+      </w:r>
+      <w:proofErr w:type="gramEnd"/>
+      <w:r>
+        <w:rPr>
+          <w:b/>
+          <w:bCs/>
+        </w:rPr>
+        <w:t xml:space="preserve">        </w:t>
+      </w:r>
+      <w:proofErr w:type="gramStart"/>
+      <w:r>
+        <w:rPr>
+          <w:b/>
+          <w:bCs/>
+        </w:rPr>
+        <w:t xml:space="preserve">   [</w:t>
+      </w:r>
+      <w:proofErr w:type="gramEnd"/>
+      <w:r>
+        <w:rPr>
+          <w:b/>
+          <w:bCs/>
+        </w:rPr>
+        <w:t>Throw 60s Throttle Error]</w:t>
+      </w:r>
+    </w:p>
+    <w:p>
+      <w:pPr>
+        <w:rPr>
+          <w:b/>
+          <w:bCs/>
+        </w:rPr>
+      </w:pPr>
+      <w:r>
+        <w:rPr>
+          <w:b/>
+          <w:bCs/>
+        </w:rPr>
+        <w:t xml:space="preserve">                  │</w:t>
+      </w:r>
+    </w:p>
+    <w:p>
+      <w:pPr>
+        <w:rPr>
+          <w:b/>
+          <w:bCs/>
+        </w:rPr>
+      </w:pPr>
+      <w:r>
+        <w:rPr>
+          <w:b/>
+          <w:bCs/>
+        </w:rPr>
+        <w:t xml:space="preserve">        ┌─────────</w:t>
+      </w:r>
+      <w:r>
+        <w:rPr>
+          <w:rFonts w:ascii="MS Gothic" w:eastAsia="MS Gothic" w:hAnsi="MS Gothic" w:cs="MS Gothic" w:hint="eastAsia"/>
+          <w:b/>
+          <w:bCs/>
+        </w:rPr>
+        <w:t>┴</w:t>
+      </w:r>
+      <w:r>
+        <w:rPr>
+          <w:rFonts w:ascii="Calibri" w:hAnsi="Calibri" w:cs="Calibri"/>
+          <w:b/>
+          <w:bCs/>
+        </w:rPr>
+        <w:t>─────────┐</w:t>
+      </w:r>
+    </w:p>
+    <w:p>
+      <w:pPr>
+        <w:rPr>
+          <w:b/>
+          <w:bCs/>
+        </w:rPr>
+      </w:pPr>
+      <w:r>
+        <w:rPr>
+          <w:b/>
+          <w:bCs/>
+        </w:rPr>
+        <w:t xml:space="preserve">    (OTP </w:t>
+      </w:r>
+      <w:proofErr w:type="gramStart"/>
+      <w:r>
+        <w:rPr>
+          <w:b/>
+          <w:bCs/>
+        </w:rPr>
+        <w:t xml:space="preserve">Match)   </w:t>
+      </w:r>
+      <w:proofErr w:type="gramEnd"/>
+      <w:r>
+        <w:rPr>
+          <w:b/>
+          <w:bCs/>
+        </w:rPr>
+        <w:t xml:space="preserve">  </w:t>
+      </w:r>
+      <w:proofErr w:type="gramStart"/>
+      <w:r>
+        <w:rPr>
+          <w:b/>
+          <w:bCs/>
+        </w:rPr>
+        <w:t xml:space="preserve">   (</w:t>
+      </w:r>
+      <w:proofErr w:type="gramEnd"/>
+      <w:r>
+        <w:rPr>
+          <w:b/>
+          <w:bCs/>
+        </w:rPr>
+        <w:t>OTP Mismatch)</w:t>
+      </w:r>
+    </w:p>
+    <w:p>
+      <w:pPr>
+        <w:rPr>
+          <w:b/>
+          <w:bCs/>
+        </w:rPr>
+      </w:pPr>
+      <w:r>
+        <w:rPr>
+          <w:b/>
+          <w:bCs/>
+        </w:rPr>
+        <w:t xml:space="preserve">        │                   │</w:t>
+      </w:r>
+    </w:p>
+    <w:p>
+      <w:pPr>
+        <w:rPr>
+          <w:b/>
+          <w:bCs/>
+        </w:rPr>
+      </w:pPr>
+      <w:r>
+        <w:rPr>
+          <w:b/>
+          <w:bCs/>
+        </w:rPr>
+        <w:t xml:space="preserve">        </w:t>
+      </w:r>
+      <w:r>
+        <w:rPr>
+          <w:rFonts w:ascii="Arial" w:hAnsi="Arial" w:cs="Arial"/>
+          <w:b/>
+          <w:bCs/>
+        </w:rPr>
+        <w:t>▼</w:t>
+      </w:r>
+      <w:r>
+        <w:rPr>
+          <w:b/>
+          <w:bCs/>
+        </w:rPr>
+        <w:t xml:space="preserve">                   </w:t>
+      </w:r>
+      <w:r>
+        <w:rPr>
+          <w:rFonts w:ascii="Arial" w:hAnsi="Arial" w:cs="Arial"/>
+          <w:b/>
+          <w:bCs/>
+        </w:rPr>
+        <w:t>▼</w:t>
+      </w:r>
+    </w:p>
+    <w:p>
+      <w:pPr>
+        <w:rPr>
+          <w:b/>
+          <w:bCs/>
+        </w:rPr>
+      </w:pPr>
+      <w:r>
+        <w:rPr>
+          <w:b/>
+          <w:bCs/>
+        </w:rPr>
+        <w:t xml:space="preserve"> [</w:t>
+      </w:r>
+      <w:proofErr w:type="spellStart"/>
+      <w:r>
+        <w:rPr>
+          <w:b/>
+          <w:bCs/>
+        </w:rPr>
+        <w:t>is_verified</w:t>
+      </w:r>
+      <w:proofErr w:type="spellEnd"/>
+      <w:r>
+        <w:rPr>
+          <w:b/>
+          <w:bCs/>
+        </w:rPr>
+        <w:t xml:space="preserve">: </w:t>
+      </w:r>
+      <w:proofErr w:type="gramStart"/>
+      <w:r>
+        <w:rPr>
+          <w:b/>
+          <w:bCs/>
+        </w:rPr>
+        <w:t>true]  [</w:t>
+      </w:r>
+      <w:proofErr w:type="spellStart"/>
+      <w:proofErr w:type="gramEnd"/>
+      <w:r>
+        <w:rPr>
+          <w:b/>
+          <w:bCs/>
+        </w:rPr>
+        <w:t>failed_otp_attempts</w:t>
+      </w:r>
+      <w:proofErr w:type="spellEnd"/>
+      <w:r>
+        <w:rPr>
+          <w:b/>
+          <w:bCs/>
+        </w:rPr>
+        <w:t xml:space="preserve"> += 1]</w:t>
+      </w:r>
+    </w:p>
+    <w:p>
+      <w:pPr>
+        <w:rPr>
+          <w:b/>
+          <w:bCs/>
+        </w:rPr>
+      </w:pPr>
+      <w:r>
+        <w:rPr>
+          <w:b/>
+          <w:bCs/>
+        </w:rPr>
+        <w:t xml:space="preserve">                            │</w:t>
+      </w:r>
+    </w:p>
+    <w:p>
+      <w:pPr>
+        <w:rPr>
+          <w:b/>
+          <w:bCs/>
+        </w:rPr>
+      </w:pPr>
+      <w:r>
+        <w:rPr>
+          <w:b/>
+          <w:bCs/>
+        </w:rPr>
+        <w:t xml:space="preserve">                   ┌────────</w:t>
+      </w:r>
+      <w:r>
+        <w:rPr>
+          <w:rFonts w:ascii="MS Gothic" w:eastAsia="MS Gothic" w:hAnsi="MS Gothic" w:cs="MS Gothic" w:hint="eastAsia"/>
+          <w:b/>
+          <w:bCs/>
+        </w:rPr>
+        <w:t>┴</w:t>
+      </w:r>
+      <w:r>
+        <w:rPr>
+          <w:rFonts w:ascii="Calibri" w:hAnsi="Calibri" w:cs="Calibri"/>
+          <w:b/>
+          <w:bCs/>
+        </w:rPr>
+        <w:t>────────┐</w:t>
+      </w:r>
+    </w:p>
+    <w:p>
+      <w:pPr>
+        <w:rPr>
+          <w:b/>
+          <w:bCs/>
+        </w:rPr>
+      </w:pPr>
+      <w:r>
+        <w:rPr>
+          <w:b/>
+          <w:bCs/>
+        </w:rPr>
+        <w:t xml:space="preserve">               (&lt; 5 </w:t>
+      </w:r>
+      <w:proofErr w:type="gramStart"/>
+      <w:r>
+        <w:rPr>
+          <w:b/>
+          <w:bCs/>
+        </w:rPr>
+        <w:t xml:space="preserve">Tries)   </w:t>
+      </w:r>
+      <w:proofErr w:type="gramEnd"/>
+      <w:r>
+        <w:rPr>
+          <w:b/>
+          <w:bCs/>
+        </w:rPr>
+        <w:t xml:space="preserve"> </w:t>
+      </w:r>
+      <w:proofErr w:type="gramStart"/>
+      <w:r>
+        <w:rPr>
+          <w:b/>
+          <w:bCs/>
+        </w:rPr>
+        <w:t xml:space="preserve">   (</w:t>
+      </w:r>
+      <w:proofErr w:type="gramEnd"/>
+      <w:r>
+        <w:rPr>
+          <w:b/>
+          <w:bCs/>
+        </w:rPr>
+        <w:t>&gt;= 5 Tries)</w:t>
+      </w:r>
+    </w:p>
+    <w:p>
+      <w:pPr>
+        <w:rPr>
+          <w:b/>
+          <w:bCs/>
+        </w:rPr>
+      </w:pPr>
+      <w:r>
+        <w:rPr>
+          <w:b/>
+          <w:bCs/>
+        </w:rPr>
+        <w:t xml:space="preserve">                   │                 │</w:t>
+      </w:r>
+    </w:p>
+    <w:p>
+      <w:pPr>
+        <w:rPr>
+          <w:b/>
+          <w:bCs/>
+        </w:rPr>
+      </w:pPr>
+      <w:r>
+        <w:rPr>
+          <w:b/>
+          <w:bCs/>
+        </w:rPr>
+        <w:t xml:space="preserve">                   </w:t>
+      </w:r>
+      <w:r>
+        <w:rPr>
+          <w:rFonts w:ascii="Arial" w:hAnsi="Arial" w:cs="Arial"/>
+          <w:b/>
+          <w:bCs/>
+        </w:rPr>
+        <w:t>▼</w:t>
+      </w:r>
+      <w:r>
+        <w:rPr>
+          <w:b/>
+          <w:bCs/>
+        </w:rPr>
+        <w:t xml:space="preserve">                 </w:t>
+      </w:r>
+      <w:r>
+        <w:rPr>
+          <w:rFonts w:ascii="Arial" w:hAnsi="Arial" w:cs="Arial"/>
+          <w:b/>
+          <w:bCs/>
+        </w:rPr>
+        <w:t>▼</w:t>
+      </w:r>
+    </w:p>
+    <w:p>
+      <w:pPr>
+        <w:rPr>
+          <w:b/>
+          <w:bCs/>
+        </w:rPr>
+      </w:pPr>
+      <w:r>
+        <w:rPr>
+          <w:b/>
+          <w:bCs/>
+        </w:rPr>
+        <w:t xml:space="preserve">          [Return Tries </w:t>
+      </w:r>
+      <w:proofErr w:type="gramStart"/>
+      <w:r>
+        <w:rPr>
+          <w:b/>
+          <w:bCs/>
+        </w:rPr>
+        <w:t xml:space="preserve">Left]   </w:t>
+      </w:r>
+      <w:proofErr w:type="gramEnd"/>
+      <w:r>
+        <w:rPr>
+          <w:b/>
+          <w:bCs/>
+        </w:rPr>
+        <w:t>[Nuke Token &amp; Lockout]</w:t>
+      </w:r>
+    </w:p>
+    <w:p>
+      <w:pPr>
+        <w:rPr>
+          <w:b/>
+          <w:bCs/>
+        </w:rPr>
+      </w:pPr>
+    </w:p>
+    <w:p>
+      <w:pPr>
+        <w:rPr>
+          <w:b/>
+          <w:bCs/>
+        </w:rPr>
+      </w:pPr>
+      <w:r>
+        <w:rPr>
+          <w:b/>
+          <w:bCs/>
+        </w:rPr>
+        <w:lastRenderedPageBreak/>
+        <w:t xml:space="preserve">1. </w:t>
+      </w:r>
+      <w:proofErr w:type="spellStart"/>
+      <w:r>
+        <w:rPr>
+          <w:b/>
+          <w:bCs/>
+        </w:rPr>
+        <w:t>Upstash</w:t>
+      </w:r>
+      <w:proofErr w:type="spellEnd"/>
+      <w:r>
+        <w:rPr>
+          <w:b/>
+          <w:bCs/>
+        </w:rPr>
+        <w:t xml:space="preserve"> Redis Sliding Window Rate Limiting</w:t>
+      </w:r>
+    </w:p>
+    <w:p>
+      <w:pPr>
+        <w:rPr>
+          <w:b/>
+          <w:bCs/>
+        </w:rPr>
+      </w:pPr>
+      <w:r>
+        <w:rPr>
+          <w:b/>
+          <w:bCs/>
+        </w:rPr>
+        <w:t xml:space="preserve">All authentication server actions invoke </w:t>
+      </w:r>
+      <w:proofErr w:type="spellStart"/>
+      <w:r>
+        <w:rPr>
+          <w:b/>
+          <w:bCs/>
+        </w:rPr>
+        <w:t>assertRateLimit</w:t>
+      </w:r>
+      <w:proofErr w:type="spellEnd"/>
+      <w:r>
+        <w:rPr>
+          <w:b/>
+          <w:bCs/>
+        </w:rPr>
+        <w:t>(</w:t>
+      </w:r>
+      <w:proofErr w:type="spellStart"/>
+      <w:r>
+        <w:rPr>
+          <w:b/>
+          <w:bCs/>
+        </w:rPr>
+        <w:t>actionName</w:t>
+      </w:r>
+      <w:proofErr w:type="spellEnd"/>
+      <w:r>
+        <w:rPr>
+          <w:b/>
+          <w:bCs/>
+        </w:rPr>
+        <w:t>):</w:t>
+      </w:r>
+    </w:p>
+    <w:p>
+      <w:pPr>
+        <w:numPr>
+          <w:ilvl w:val="0"/>
+          <w:numId w:val="5"/>
+        </w:numPr>
+        <w:rPr>
+          <w:b/>
+          <w:bCs/>
+        </w:rPr>
+      </w:pPr>
+      <w:r>
+        <w:rPr>
+          <w:b/>
+          <w:bCs/>
+        </w:rPr>
+        <w:t>Extracts client IP via x-real-</w:t>
+      </w:r>
+      <w:proofErr w:type="spellStart"/>
+      <w:r>
+        <w:rPr>
+          <w:b/>
+          <w:bCs/>
+        </w:rPr>
+        <w:t>ip</w:t>
+      </w:r>
+      <w:proofErr w:type="spellEnd"/>
+      <w:r>
+        <w:rPr>
+          <w:b/>
+          <w:bCs/>
+        </w:rPr>
+        <w:t xml:space="preserve"> or x-forwarded-for headers.</w:t>
+      </w:r>
+    </w:p>
+    <w:p>
+      <w:pPr>
+        <w:numPr>
+          <w:ilvl w:val="0"/>
+          <w:numId w:val="5"/>
+        </w:numPr>
+        <w:rPr>
+          <w:b/>
+          <w:bCs/>
+        </w:rPr>
+      </w:pPr>
+      <w:r>
+        <w:rPr>
+          <w:b/>
+          <w:bCs/>
+        </w:rPr>
+        <w:t>Applies a sliding window limiter capped at 5 requests per 60 seconds per IP address.</w:t>
+      </w:r>
+    </w:p>
+    <w:p>
+      <w:pPr>
+        <w:numPr>
+          <w:ilvl w:val="0"/>
+          <w:numId w:val="5"/>
+        </w:numPr>
+        <w:rPr>
+          <w:b/>
+          <w:bCs/>
+        </w:rPr>
+      </w:pPr>
+      <w:r>
+        <w:rPr>
+          <w:b/>
+          <w:bCs/>
+        </w:rPr>
+        <w:t>Exceeding the threshold halts execution and returns a system access throttled error.</w:t>
+      </w:r>
+    </w:p>
+    <w:p>
+      <w:pPr>
+        <w:rPr>
+          <w:b/>
+          <w:bCs/>
+        </w:rPr>
+      </w:pPr>
+      <w:r>
+        <w:rPr>
+          <w:b/>
+          <w:bCs/>
+        </w:rPr>
+        <w:t>2. Brute-Force Lockout (5-Strike Rule)</w:t>
+      </w:r>
+    </w:p>
+    <w:p>
+      <w:pPr>
+        <w:numPr>
+          <w:ilvl w:val="0"/>
+          <w:numId w:val="6"/>
+        </w:numPr>
+        <w:rPr>
+          <w:b/>
+          <w:bCs/>
+        </w:rPr>
+      </w:pPr>
+      <w:r>
+        <w:rPr>
+          <w:b/>
+          <w:bCs/>
+        </w:rPr>
+        <w:t xml:space="preserve">Each invalid OTP entry increments </w:t>
+      </w:r>
+      <w:proofErr w:type="spellStart"/>
+      <w:r>
+        <w:rPr>
+          <w:b/>
+          <w:bCs/>
+        </w:rPr>
+        <w:t>failed_otp_attempts</w:t>
+      </w:r>
+      <w:proofErr w:type="spellEnd"/>
+      <w:r>
+        <w:rPr>
+          <w:b/>
+          <w:bCs/>
+        </w:rPr>
+        <w:t xml:space="preserve"> in </w:t>
+      </w:r>
+      <w:proofErr w:type="spellStart"/>
+      <w:r>
+        <w:rPr>
+          <w:b/>
+          <w:bCs/>
+        </w:rPr>
+        <w:t>Supabase</w:t>
+      </w:r>
+      <w:proofErr w:type="spellEnd"/>
+      <w:r>
+        <w:rPr>
+          <w:b/>
+          <w:bCs/>
+        </w:rPr>
+        <w:t>.</w:t>
+      </w:r>
+    </w:p>
+    <w:p>
+      <w:pPr>
+        <w:numPr>
+          <w:ilvl w:val="0"/>
+          <w:numId w:val="6"/>
+        </w:numPr>
+        <w:rPr>
+          <w:b/>
+          <w:bCs/>
+        </w:rPr>
+      </w:pPr>
+      <w:r>
+        <w:rPr>
+          <w:b/>
+          <w:bCs/>
+        </w:rPr>
+        <w:t xml:space="preserve">If </w:t>
+      </w:r>
+      <w:proofErr w:type="spellStart"/>
+      <w:r>
+        <w:rPr>
+          <w:b/>
+          <w:bCs/>
+        </w:rPr>
+        <w:t>failed_otp_attempts</w:t>
+      </w:r>
+      <w:proofErr w:type="spellEnd"/>
+      <w:r>
+        <w:rPr>
+          <w:b/>
+          <w:bCs/>
+        </w:rPr>
+        <w:t xml:space="preserve"> &gt;= 5, the backend sets </w:t>
+      </w:r>
+      <w:proofErr w:type="spellStart"/>
+      <w:r>
+        <w:rPr>
+          <w:b/>
+          <w:bCs/>
+        </w:rPr>
+        <w:t>verification_token</w:t>
+      </w:r>
+      <w:proofErr w:type="spellEnd"/>
+      <w:r>
+        <w:rPr>
+          <w:b/>
+          <w:bCs/>
+        </w:rPr>
+        <w:t xml:space="preserve"> = null and </w:t>
+      </w:r>
+      <w:proofErr w:type="spellStart"/>
+      <w:r>
+        <w:rPr>
+          <w:b/>
+          <w:bCs/>
+        </w:rPr>
+        <w:t>token_expiry</w:t>
+      </w:r>
+      <w:proofErr w:type="spellEnd"/>
+      <w:r>
+        <w:rPr>
+          <w:b/>
+          <w:bCs/>
+        </w:rPr>
+        <w:t xml:space="preserve"> = null, permanently locking out the active code. The user must request a fresh token via </w:t>
+      </w:r>
+      <w:proofErr w:type="spellStart"/>
+      <w:proofErr w:type="gramStart"/>
+      <w:r>
+        <w:rPr>
+          <w:b/>
+          <w:bCs/>
+        </w:rPr>
+        <w:t>resendVerificationCode</w:t>
+      </w:r>
+      <w:proofErr w:type="spellEnd"/>
+      <w:r>
+        <w:rPr>
+          <w:b/>
+          <w:bCs/>
+        </w:rPr>
+        <w:t>(</w:t>
+      </w:r>
+      <w:proofErr w:type="gramEnd"/>
+      <w:r>
+        <w:rPr>
+          <w:b/>
+          <w:bCs/>
+        </w:rPr>
+        <w:t>).</w:t>
+      </w:r>
+    </w:p>
+    <w:p>
+      <w:pPr>
+        <w:rPr>
+          <w:b/>
+          <w:bCs/>
+        </w:rPr>
+      </w:pPr>
+      <w:r>
+        <w:rPr>
+          <w:b/>
+          <w:bCs/>
+        </w:rPr>
+        <w:t>3. Cryptographic Token Lifecycle (15-Minute TTL)</w:t>
+      </w:r>
+    </w:p>
+    <w:p>
+      <w:pPr>
+        <w:numPr>
+          <w:ilvl w:val="0"/>
+          <w:numId w:val="7"/>
+        </w:numPr>
+        <w:rPr>
+          <w:b/>
+          <w:bCs/>
+        </w:rPr>
+      </w:pPr>
+      <w:r>
+        <w:rPr>
+          <w:b/>
+          <w:bCs/>
+        </w:rPr>
+        <w:t xml:space="preserve">OTPs are generated using Node.js </w:t>
+      </w:r>
+      <w:proofErr w:type="spellStart"/>
+      <w:proofErr w:type="gramStart"/>
+      <w:r>
+        <w:rPr>
+          <w:b/>
+          <w:bCs/>
+        </w:rPr>
+        <w:t>crypto.randomInt</w:t>
+      </w:r>
+      <w:proofErr w:type="spellEnd"/>
+      <w:proofErr w:type="gramEnd"/>
+      <w:r>
+        <w:rPr>
+          <w:b/>
+          <w:bCs/>
+        </w:rPr>
+        <w:t>(100000, 1000000).</w:t>
+      </w:r>
+    </w:p>
+    <w:p>
+      <w:pPr>
+        <w:numPr>
+          <w:ilvl w:val="0"/>
+          <w:numId w:val="7"/>
+        </w:numPr>
+        <w:rPr>
+          <w:b/>
+          <w:bCs/>
+        </w:rPr>
+      </w:pPr>
+      <w:r>
+        <w:rPr>
+          <w:b/>
+          <w:bCs/>
+        </w:rPr>
+        <w:t>Tokens carry an absolute 15-minute Time-To-Live (</w:t>
+      </w:r>
+      <w:proofErr w:type="spellStart"/>
+      <w:r>
+        <w:rPr>
+          <w:b/>
+          <w:bCs/>
+        </w:rPr>
+        <w:t>token_expiry</w:t>
+      </w:r>
+      <w:proofErr w:type="spellEnd"/>
+      <w:r>
+        <w:rPr>
+          <w:b/>
+          <w:bCs/>
+        </w:rPr>
+        <w:t>). Submissions received after the expiry timestamp are rejected.</w:t>
+      </w:r>
+    </w:p>
+    <w:p>
+      <w:pPr>
+        <w:rPr>
+          <w:b/>
+          <w:bCs/>
+        </w:rPr>
+      </w:pPr>
+    </w:p>
+    <w:p>
+      <w:pPr>
+        <w:rPr>
+          <w:b/>
+          <w:bCs/>
+        </w:rPr>
+      </w:pPr>
+    </w:p>
+    <w:p>
+      <w:pPr>
+        <w:rPr>
+          <w:b/>
+          <w:bCs/>
+        </w:rPr>
+      </w:pPr>
+    </w:p>
+    <w:p>
+      <w:pPr>
+        <w:rPr>
+          <w:b/>
+          <w:bCs/>
+        </w:rPr>
+      </w:pPr>
+    </w:p>
+    <w:p>
+      <w:pPr>
+        <w:rPr>
+          <w:b/>
+          <w:bCs/>
+        </w:rPr>
+      </w:pPr>
+    </w:p>
+    <w:p>
+      <w:pPr>
+        <w:rPr>
+          <w:b/>
+          <w:bCs/>
+        </w:rPr>
+      </w:pPr>
+    </w:p>
+    <w:p>
+      <w:pPr>
+        <w:rPr>
+          <w:b/>
+          <w:bCs/>
+        </w:rPr>
+      </w:pPr>
+    </w:p>
+    <w:p>
+      <w:pPr>
+        <w:rPr>
+          <w:b/>
+          <w:bCs/>
+        </w:rPr>
+      </w:pPr>
+    </w:p>
+    <w:p>
+      <w:pPr>
+        <w:rPr>
+          <w:b/>
+          <w:bCs/>
+        </w:rPr>
+      </w:pPr>
+    </w:p>
+    <w:p>
+      <w:pPr>
+        <w:rPr>
+          <w:b/>
+          <w:bCs/>
+        </w:rPr>
+      </w:pPr>
+    </w:p>
+    <w:p>
+      <w:pPr>
+        <w:rPr>
+          <w:b/>
+          <w:bCs/>
+        </w:rPr>
+      </w:pPr>
+    </w:p>
+    <w:p>
+      <w:pPr>
+        <w:rPr>
+          <w:b/>
+          <w:bCs/>
+        </w:rPr>
+      </w:pPr>
+    </w:p>
+    <w:p>
+      <w:pPr>
+        <w:rPr>
+          <w:b/>
+          <w:bCs/>
+        </w:rPr>
+      </w:pPr>
+    </w:p>
+    <w:p>
+      <w:pPr>
+        <w:rPr>
+          <w:b/>
+          <w:bCs/>
+        </w:rPr>
+      </w:pPr>
+      <w:r>
+        <w:rPr>
+          <w:b/>
+          <w:bCs/>
+        </w:rPr>
+        <w:lastRenderedPageBreak/>
+        <w:t>5. Security Logic: Namespace Lock &amp; Smart Overwrite</w:t>
+      </w:r>
+    </w:p>
+    <w:p>
+      <w:pPr>
+        <w:rPr>
+          <w:b/>
+          <w:bCs/>
+        </w:rPr>
+      </w:pPr>
+      <w:r>
+        <w:rPr>
+          <w:b/>
+          <w:bCs/>
+        </w:rPr>
+        <w:t>To protect against account squatting while preserving flexibility for users correcting typos, registration follows a strict state machine:</w:t>
+      </w:r>
+    </w:p>
+    <w:p>
+      <w:pPr>
+        <w:rPr>
+          <w:b/>
+          <w:bCs/>
+        </w:rPr>
+      </w:pPr>
+      <w:r>
+        <w:rPr>
+          <w:b/>
+          <w:bCs/>
+        </w:rPr>
+        <w:t xml:space="preserve">                            [Registration Form Submitted]</w:t>
+      </w:r>
+    </w:p>
+    <w:p>
+      <w:pPr>
+        <w:rPr>
+          <w:b/>
+          <w:bCs/>
+        </w:rPr>
+      </w:pPr>
+      <w:r>
+        <w:rPr>
+          <w:b/>
+          <w:bCs/>
+        </w:rPr>
+        <w:t xml:space="preserve">                                          │</w:t>
+      </w:r>
+    </w:p>
+    <w:p>
+      <w:pPr>
+        <w:rPr>
+          <w:b/>
+          <w:bCs/>
+        </w:rPr>
+      </w:pPr>
+      <w:r>
+        <w:rPr>
+          <w:b/>
+          <w:bCs/>
+        </w:rPr>
+        <w:t xml:space="preserve">                                          </w:t>
+      </w:r>
+      <w:r>
+        <w:rPr>
+          <w:rFonts w:ascii="Arial" w:hAnsi="Arial" w:cs="Arial"/>
+          <w:b/>
+          <w:bCs/>
+        </w:rPr>
+        <w:t>▼</w:t>
+      </w:r>
+    </w:p>
+    <w:p>
+      <w:pPr>
+        <w:rPr>
+          <w:b/>
+          <w:bCs/>
+        </w:rPr>
+      </w:pPr>
+      <w:r>
+        <w:rPr>
+          <w:b/>
+          <w:bCs/>
+        </w:rPr>
+        <w:t xml:space="preserve">                      [Check Existing Username in </w:t>
+      </w:r>
+      <w:proofErr w:type="spellStart"/>
+      <w:r>
+        <w:rPr>
+          <w:b/>
+          <w:bCs/>
+        </w:rPr>
+        <w:t>Supabase</w:t>
+      </w:r>
+      <w:proofErr w:type="spellEnd"/>
+      <w:r>
+        <w:rPr>
+          <w:b/>
+          <w:bCs/>
+        </w:rPr>
+        <w:t>]</w:t>
+      </w:r>
+    </w:p>
+    <w:p>
+      <w:pPr>
+        <w:rPr>
+          <w:b/>
+          <w:bCs/>
+        </w:rPr>
+      </w:pPr>
+      <w:r>
+        <w:rPr>
+          <w:b/>
+          <w:bCs/>
+        </w:rPr>
+        <w:t xml:space="preserve">                                          │</w:t>
+      </w:r>
+    </w:p>
+    <w:p>
+      <w:pPr>
+        <w:rPr>
+          <w:b/>
+          <w:bCs/>
+        </w:rPr>
+      </w:pPr>
+      <w:r>
+        <w:rPr>
+          <w:b/>
+          <w:bCs/>
+        </w:rPr>
+        <w:t xml:space="preserve">         ┌────────────────────────────────</w:t>
+      </w:r>
+      <w:r>
+        <w:rPr>
+          <w:rFonts w:ascii="MS Gothic" w:eastAsia="MS Gothic" w:hAnsi="MS Gothic" w:cs="MS Gothic" w:hint="eastAsia"/>
+          <w:b/>
+          <w:bCs/>
+        </w:rPr>
+        <w:t>┼</w:t>
+      </w:r>
+      <w:r>
+        <w:rPr>
+          <w:rFonts w:ascii="Calibri" w:hAnsi="Calibri" w:cs="Calibri"/>
+          <w:b/>
+          <w:bCs/>
+        </w:rPr>
+        <w:t>────────────────────────────────┐</w:t>
+      </w:r>
+    </w:p>
+    <w:p>
+      <w:pPr>
+        <w:rPr>
+          <w:b/>
+          <w:bCs/>
+        </w:rPr>
+      </w:pPr>
+      <w:r>
+        <w:rPr>
+          <w:b/>
+          <w:bCs/>
+        </w:rPr>
+        <w:t xml:space="preserve">         │                                │                                │</w:t>
+      </w:r>
+    </w:p>
+    <w:p>
+      <w:pPr>
+        <w:rPr>
+          <w:b/>
+          <w:bCs/>
+        </w:rPr>
+      </w:pPr>
+      <w:r>
+        <w:rPr>
+          <w:b/>
+          <w:bCs/>
+        </w:rPr>
+        <w:t xml:space="preserve">(Is Permanently </w:t>
+      </w:r>
+      <w:proofErr w:type="gramStart"/>
+      <w:r>
+        <w:rPr>
+          <w:b/>
+          <w:bCs/>
+        </w:rPr>
+        <w:t xml:space="preserve">Verified)   </w:t>
+      </w:r>
+      <w:proofErr w:type="gramEnd"/>
+      <w:r>
+        <w:rPr>
+          <w:b/>
+          <w:bCs/>
+        </w:rPr>
+        <w:t xml:space="preserve"> (Unverified &amp; Lock </w:t>
+      </w:r>
+      <w:proofErr w:type="gramStart"/>
+      <w:r>
+        <w:rPr>
+          <w:b/>
+          <w:bCs/>
+        </w:rPr>
+        <w:t>Active)      (</w:t>
+      </w:r>
+      <w:proofErr w:type="gramEnd"/>
+      <w:r>
+        <w:rPr>
+          <w:b/>
+          <w:bCs/>
+        </w:rPr>
+        <w:t>Unverified &amp; Expired)</w:t>
+      </w:r>
+    </w:p>
+    <w:p>
+      <w:pPr>
+        <w:rPr>
+          <w:b/>
+          <w:bCs/>
+        </w:rPr>
+      </w:pPr>
+      <w:r>
+        <w:rPr>
+          <w:b/>
+          <w:bCs/>
+        </w:rPr>
+        <w:t xml:space="preserve">         │                                │                                │</w:t>
+      </w:r>
+    </w:p>
+    <w:p>
+      <w:pPr>
+        <w:rPr>
+          <w:b/>
+          <w:bCs/>
+        </w:rPr>
+      </w:pPr>
+      <w:r>
+        <w:rPr>
+          <w:b/>
+          <w:bCs/>
+        </w:rPr>
+        <w:t xml:space="preserve">         </w:t>
+      </w:r>
+      <w:r>
+        <w:rPr>
+          <w:rFonts w:ascii="Arial" w:hAnsi="Arial" w:cs="Arial"/>
+          <w:b/>
+          <w:bCs/>
+        </w:rPr>
+        <w:t>▼</w:t>
+      </w:r>
+      <w:r>
+        <w:rPr>
+          <w:b/>
+          <w:bCs/>
+        </w:rPr>
+        <w:t xml:space="preserve">                                </w:t>
+      </w:r>
+      <w:r>
+        <w:rPr>
+          <w:rFonts w:ascii="Arial" w:hAnsi="Arial" w:cs="Arial"/>
+          <w:b/>
+          <w:bCs/>
+        </w:rPr>
+        <w:t>▼</w:t>
+      </w:r>
+      <w:r>
+        <w:rPr>
+          <w:b/>
+          <w:bCs/>
+        </w:rPr>
+        <w:t xml:space="preserve">                                </w:t>
+      </w:r>
+      <w:r>
+        <w:rPr>
+          <w:rFonts w:ascii="Arial" w:hAnsi="Arial" w:cs="Arial"/>
+          <w:b/>
+          <w:bCs/>
+        </w:rPr>
+        <w:t>▼</w:t>
+      </w:r>
+    </w:p>
+    <w:p>
+      <w:pPr>
+        <w:rPr>
+          <w:b/>
+          <w:bCs/>
+        </w:rPr>
+      </w:pPr>
+      <w:r>
+        <w:rPr>
+          <w:b/>
+          <w:bCs/>
+        </w:rPr>
+        <w:t xml:space="preserve">[Reject: Username </w:t>
+      </w:r>
+      <w:proofErr w:type="gramStart"/>
+      <w:r>
+        <w:rPr>
+          <w:b/>
+          <w:bCs/>
+        </w:rPr>
+        <w:t xml:space="preserve">Taken]   </w:t>
+      </w:r>
+      <w:proofErr w:type="gramEnd"/>
+      <w:r>
+        <w:rPr>
+          <w:b/>
+          <w:bCs/>
+        </w:rPr>
+        <w:t xml:space="preserve"> </w:t>
+      </w:r>
+      <w:proofErr w:type="gramStart"/>
+      <w:r>
+        <w:rPr>
+          <w:b/>
+          <w:bCs/>
+        </w:rPr>
+        <w:t xml:space="preserve">   [</w:t>
+      </w:r>
+      <w:proofErr w:type="gramEnd"/>
+      <w:r>
+        <w:rPr>
+          <w:b/>
+          <w:bCs/>
+        </w:rPr>
+        <w:t xml:space="preserve">Block Different Email /      </w:t>
+      </w:r>
+      <w:proofErr w:type="gramStart"/>
+      <w:r>
+        <w:rPr>
+          <w:b/>
+          <w:bCs/>
+        </w:rPr>
+        <w:t xml:space="preserve">   [</w:t>
+      </w:r>
+      <w:proofErr w:type="gramEnd"/>
+      <w:r>
+        <w:rPr>
+          <w:b/>
+          <w:bCs/>
+        </w:rPr>
+        <w:t>Ghost Sweeper Executed:</w:t>
+      </w:r>
+    </w:p>
+    <w:p>
+      <w:pPr>
+        <w:rPr>
+          <w:b/>
+          <w:bCs/>
+        </w:rPr>
+      </w:pPr>
+      <w:r>
+        <w:rPr>
+          <w:b/>
+          <w:bCs/>
+        </w:rPr>
+        <w:t xml:space="preserve">                                Allow Lock Owner </w:t>
+      </w:r>
+      <w:proofErr w:type="gramStart"/>
+      <w:r>
+        <w:rPr>
+          <w:b/>
+          <w:bCs/>
+        </w:rPr>
+        <w:t xml:space="preserve">Edit]   </w:t>
+      </w:r>
+      <w:proofErr w:type="gramEnd"/>
+      <w:r>
+        <w:rPr>
+          <w:b/>
+          <w:bCs/>
+        </w:rPr>
+        <w:t xml:space="preserve">       Delete Expired Record]</w:t>
+      </w:r>
+    </w:p>
+    <w:p>
+      <w:pPr>
+        <w:numPr>
+          <w:ilvl w:val="0"/>
+          <w:numId w:val="8"/>
+        </w:numPr>
+        <w:rPr>
+          <w:b/>
+          <w:bCs/>
+        </w:rPr>
+      </w:pPr>
+      <w:r>
+        <w:rPr>
+          <w:b/>
+          <w:bCs/>
+        </w:rPr>
+        <w:t>The 15-Minute Lock: Registering a username temporarily binds it to the specified email address for 15 minutes.</w:t>
+      </w:r>
+    </w:p>
+    <w:p>
+      <w:pPr>
+        <w:numPr>
+          <w:ilvl w:val="0"/>
+          <w:numId w:val="8"/>
+        </w:numPr>
+        <w:rPr>
+          <w:b/>
+          <w:bCs/>
+        </w:rPr>
+      </w:pPr>
+      <w:proofErr w:type="gramStart"/>
+      <w:r>
+        <w:rPr>
+          <w:b/>
+          <w:bCs/>
+        </w:rPr>
+        <w:t>The Smart</w:t>
+      </w:r>
+      <w:proofErr w:type="gramEnd"/>
+      <w:r>
+        <w:rPr>
+          <w:b/>
+          <w:bCs/>
+        </w:rPr>
+        <w:t xml:space="preserve"> Overwrite: If a user registers a typo in their username, re-registering with the </w:t>
+      </w:r>
+      <w:r>
+        <w:rPr>
+          <w:b/>
+          <w:bCs/>
+          <w:i/>
+          <w:iCs/>
+        </w:rPr>
+        <w:t>same</w:t>
+      </w:r>
+      <w:r>
+        <w:rPr>
+          <w:b/>
+          <w:bCs/>
+        </w:rPr>
+        <w:t xml:space="preserve"> email address within the 15-minute window silently updates the row with the revised username, generates a fresh OTP, and resets </w:t>
+      </w:r>
+      <w:proofErr w:type="spellStart"/>
+      <w:r>
+        <w:rPr>
+          <w:b/>
+          <w:bCs/>
+        </w:rPr>
+        <w:t>failed_otp_attempts</w:t>
+      </w:r>
+      <w:proofErr w:type="spellEnd"/>
+      <w:r>
+        <w:rPr>
+          <w:b/>
+          <w:bCs/>
+        </w:rPr>
+        <w:t xml:space="preserve"> to 0.</w:t>
+      </w:r>
+    </w:p>
+    <w:p>
+      <w:pPr>
+        <w:numPr>
+          <w:ilvl w:val="0"/>
+          <w:numId w:val="8"/>
+        </w:numPr>
+        <w:rPr>
+          <w:b/>
+          <w:bCs/>
+        </w:rPr>
+      </w:pPr>
+      <w:r>
+        <w:rPr>
+          <w:b/>
+          <w:bCs/>
+        </w:rPr>
+        <w:t>The Ghost Sweeper: If an account remains unverified after 15 minutes, it is marked as a "ghost account." Any future attempt by a new user to claim that username deletes the expired unverified record automatically.</w:t>
+      </w:r>
+    </w:p>
+    <w:p>
+      <w:pPr>
+        <w:numPr>
+          <w:ilvl w:val="0"/>
+          <w:numId w:val="8"/>
+        </w:numPr>
+        <w:rPr>
+          <w:b/>
+          <w:bCs/>
+        </w:rPr>
+      </w:pPr>
+      <w:r>
+        <w:rPr>
+          <w:b/>
+          <w:bCs/>
+        </w:rPr>
+        <w:t xml:space="preserve">The Verified Wall: Upon successful OTP verification, </w:t>
+      </w:r>
+      <w:proofErr w:type="spellStart"/>
+      <w:r>
+        <w:rPr>
+          <w:b/>
+          <w:bCs/>
+        </w:rPr>
+        <w:t>is_verified</w:t>
+      </w:r>
+      <w:proofErr w:type="spellEnd"/>
+      <w:r>
+        <w:rPr>
+          <w:b/>
+          <w:bCs/>
+        </w:rPr>
+        <w:t xml:space="preserve"> is flagged true. This permanently locks the email and username pair against future edits or registration overwrites.</w:t>
+      </w:r>
+    </w:p>
+    <w:p>
+      <w:pPr>
+        <w:rPr>
+          <w:b/>
+          <w:bCs/>
+        </w:rPr>
+      </w:pPr>
+    </w:p>
+    <w:p>
+      <w:pPr>
+        <w:rPr>
+          <w:b/>
+          <w:bCs/>
+        </w:rPr>
+      </w:pPr>
+    </w:p>
+    <w:p>
+      <w:pPr>
+        <w:rPr>
+          <w:b/>
+          <w:bCs/>
+        </w:rPr>
+      </w:pPr>
+      <w:r>
+        <w:rPr>
+          <w:b/>
+          <w:bCs/>
+        </w:rPr>
+        <w:lastRenderedPageBreak/>
+        <w:t>6. Cascading 4-Tier Email Delivery Engine</w:t>
+      </w:r>
+    </w:p>
+    <w:p>
+      <w:pPr>
+        <w:rPr>
+          <w:b/>
+          <w:bCs/>
+        </w:rPr>
+      </w:pPr>
+      <w:r>
+        <w:rPr>
+          <w:b/>
+          <w:bCs/>
+        </w:rPr>
+        <w:t xml:space="preserve">When </w:t>
+      </w:r>
+      <w:proofErr w:type="spellStart"/>
+      <w:proofErr w:type="gramStart"/>
+      <w:r>
+        <w:rPr>
+          <w:b/>
+          <w:bCs/>
+        </w:rPr>
+        <w:t>sendVerificationEmail</w:t>
+      </w:r>
+      <w:proofErr w:type="spellEnd"/>
+      <w:r>
+        <w:rPr>
+          <w:b/>
+          <w:bCs/>
+        </w:rPr>
+        <w:t>(</w:t>
+      </w:r>
+      <w:proofErr w:type="gramEnd"/>
+      <w:r>
+        <w:rPr>
+          <w:b/>
+          <w:bCs/>
+        </w:rPr>
+        <w:t>) is executed, the backend attempts delivery through a sequential failover chain. If an API call fails or encounters network drops, execution immediately falls through to the next provider.</w:t>
       </w:r>
     </w:p>
     <w:tbl>
@@ -74,11 +3775,10 @@
         <w:tblLook w:val="04A0" w:firstRow="1" w:lastRow="0" w:firstColumn="1" w:lastColumn="0" w:noHBand="0" w:noVBand="1"/>
       </w:tblPr>
       <w:tblGrid>
-        <w:gridCol w:w="819"/>
-        <w:gridCol w:w="1627"/>
-        <w:gridCol w:w="1569"/>
-        <w:gridCol w:w="1453"/>
-        <w:gridCol w:w="3876"/>
+        <w:gridCol w:w="738"/>
+        <w:gridCol w:w="1373"/>
+        <w:gridCol w:w="6032"/>
+        <w:gridCol w:w="1201"/>
       </w:tblGrid>
       <w:tr>
         <w:trPr>
@@ -104,6 +3804,12 @@
             <w:hideMark/>
           </w:tcPr>
           <w:p>
+            <w:pPr>
+              <w:rPr>
+                <w:b/>
+                <w:bCs/>
+              </w:rPr>
+            </w:pPr>
             <w:r>
               <w:rPr>
                 <w:b/>
@@ -132,6 +3838,12 @@
             <w:hideMark/>
           </w:tcPr>
           <w:p>
+            <w:pPr>
+              <w:rPr>
+                <w:b/>
+                <w:bCs/>
+              </w:rPr>
+            </w:pPr>
             <w:r>
               <w:rPr>
                 <w:b/>
@@ -160,12 +3872,18 @@
             <w:hideMark/>
           </w:tcPr>
           <w:p>
+            <w:pPr>
+              <w:rPr>
+                <w:b/>
+                <w:bCs/>
+              </w:rPr>
+            </w:pPr>
             <w:r>
               <w:rPr>
                 <w:b/>
                 <w:bCs/>
               </w:rPr>
-              <w:t>Role</w:t>
+              <w:t>API Endpoint / Method</w:t>
             </w:r>
           </w:p>
         </w:tc>
@@ -188,40 +3906,18 @@
             <w:hideMark/>
           </w:tcPr>
           <w:p>
+            <w:pPr>
+              <w:rPr>
+                <w:b/>
+                <w:bCs/>
+              </w:rPr>
+            </w:pPr>
             <w:r>
               <w:rPr>
                 <w:b/>
                 <w:bCs/>
               </w:rPr>
-              <w:t>Capacity</w:t>
-            </w:r>
-          </w:p>
-        </w:tc>
-        <w:tc>
-          <w:tcPr>
-            <w:tcW w:w="0" w:type="auto"/>
-            <w:tcBorders>
-              <w:top w:val="single" w:sz="6" w:space="0" w:color="C4C7C5"/>
-              <w:left w:val="single" w:sz="6" w:space="0" w:color="C4C7C5"/>
-              <w:bottom w:val="single" w:sz="6" w:space="0" w:color="C4C7C5"/>
-              <w:right w:val="single" w:sz="6" w:space="0" w:color="C4C7C5"/>
-            </w:tcBorders>
-            <w:tcMar>
-              <w:top w:w="120" w:type="dxa"/>
-              <w:left w:w="180" w:type="dxa"/>
-              <w:bottom w:w="120" w:type="dxa"/>
-              <w:right w:w="180" w:type="dxa"/>
-            </w:tcMar>
-            <w:vAlign w:val="center"/>
-            <w:hideMark/>
-          </w:tcPr>
-          <w:p>
-            <w:r>
-              <w:rPr>
-                <w:b/>
-                <w:bCs/>
-              </w:rPr>
-              <w:t>Trigger Condition</w:t>
+              <w:t>Trigger / Failover Condition</w:t>
             </w:r>
           </w:p>
         </w:tc>
@@ -249,12 +3945,18 @@
             <w:hideMark/>
           </w:tcPr>
           <w:p>
+            <w:pPr>
+              <w:rPr>
+                <w:b/>
+                <w:bCs/>
+              </w:rPr>
+            </w:pPr>
             <w:r>
               <w:rPr>
                 <w:b/>
                 <w:bCs/>
               </w:rPr>
-              <w:t>1</w:t>
+              <w:t>Tier 1</w:t>
             </w:r>
           </w:p>
         </w:tc>
@@ -277,6 +3979,12 @@
             <w:hideMark/>
           </w:tcPr>
           <w:p>
+            <w:pPr>
+              <w:rPr>
+                <w:b/>
+                <w:bCs/>
+              </w:rPr>
+            </w:pPr>
             <w:r>
               <w:rPr>
                 <w:b/>
@@ -305,8 +4013,34 @@
             <w:hideMark/>
           </w:tcPr>
           <w:p>
+            <w:pPr>
+              <w:rPr>
+                <w:b/>
+                <w:bCs/>
+              </w:rPr>
+            </w:pPr>
             <w:r>
-              <w:t>Primary Engine</w:t>
+              <w:rPr>
+                <w:b/>
+                <w:bCs/>
+              </w:rPr>
+              <w:t>[api.brevo.com/v3/smtp/</w:t>
+            </w:r>
+            <w:proofErr w:type="gramStart"/>
+            <w:r>
+              <w:rPr>
+                <w:b/>
+                <w:bCs/>
+              </w:rPr>
+              <w:t>email](</w:t>
+            </w:r>
+            <w:proofErr w:type="gramEnd"/>
+            <w:r>
+              <w:rPr>
+                <w:b/>
+                <w:bCs/>
+              </w:rPr>
+              <w:t>https://api.brevo.com/v3/smtp/email)</w:t>
             </w:r>
           </w:p>
         </w:tc>
@@ -329,32 +4063,18 @@
             <w:hideMark/>
           </w:tcPr>
           <w:p>
+            <w:pPr>
+              <w:rPr>
+                <w:b/>
+                <w:bCs/>
+              </w:rPr>
+            </w:pPr>
             <w:r>
-              <w:t>300 / day</w:t>
-            </w:r>
-          </w:p>
-        </w:tc>
-        <w:tc>
-          <w:tcPr>
-            <w:tcW w:w="0" w:type="auto"/>
-            <w:tcBorders>
-              <w:top w:val="single" w:sz="6" w:space="0" w:color="C4C7C5"/>
-              <w:left w:val="single" w:sz="6" w:space="0" w:color="C4C7C5"/>
-              <w:bottom w:val="single" w:sz="6" w:space="0" w:color="C4C7C5"/>
-              <w:right w:val="single" w:sz="6" w:space="0" w:color="C4C7C5"/>
-            </w:tcBorders>
-            <w:tcMar>
-              <w:top w:w="120" w:type="dxa"/>
-              <w:left w:w="180" w:type="dxa"/>
-              <w:bottom w:w="120" w:type="dxa"/>
-              <w:right w:w="180" w:type="dxa"/>
-            </w:tcMar>
-            <w:vAlign w:val="center"/>
-            <w:hideMark/>
-          </w:tcPr>
-          <w:p>
-            <w:r>
-              <w:t>Default entry point for all requests.</w:t>
+              <w:rPr>
+                <w:b/>
+                <w:bCs/>
+              </w:rPr>
+              <w:t>Primary dispatch engine.</w:t>
             </w:r>
           </w:p>
         </w:tc>
@@ -382,12 +4102,18 @@
             <w:hideMark/>
           </w:tcPr>
           <w:p>
+            <w:pPr>
+              <w:rPr>
+                <w:b/>
+                <w:bCs/>
+              </w:rPr>
+            </w:pPr>
             <w:r>
               <w:rPr>
                 <w:b/>
                 <w:bCs/>
               </w:rPr>
-              <w:t>2</w:t>
+              <w:t>Tier 2</w:t>
             </w:r>
           </w:p>
         </w:tc>
@@ -410,6 +4136,12 @@
             <w:hideMark/>
           </w:tcPr>
           <w:p>
+            <w:pPr>
+              <w:rPr>
+                <w:b/>
+                <w:bCs/>
+              </w:rPr>
+            </w:pPr>
             <w:r>
               <w:rPr>
                 <w:b/>
@@ -438,9 +4170,30 @@
             <w:hideMark/>
           </w:tcPr>
           <w:p>
+            <w:pPr>
+              <w:rPr>
+                <w:b/>
+                <w:bCs/>
+              </w:rPr>
+            </w:pPr>
+            <w:proofErr w:type="spellStart"/>
+            <w:proofErr w:type="gramStart"/>
             <w:r>
-              <w:t>Backup 1</w:t>
+              <w:rPr>
+                <w:b/>
+                <w:bCs/>
+              </w:rPr>
+              <w:t>resend.emails</w:t>
             </w:r>
+            <w:proofErr w:type="gramEnd"/>
+            <w:r>
+              <w:rPr>
+                <w:b/>
+                <w:bCs/>
+              </w:rPr>
+              <w:t>.send</w:t>
+            </w:r>
+            <w:proofErr w:type="spellEnd"/>
           </w:p>
         </w:tc>
         <w:tc>
@@ -462,32 +4215,18 @@
             <w:hideMark/>
           </w:tcPr>
           <w:p>
+            <w:pPr>
+              <w:rPr>
+                <w:b/>
+                <w:bCs/>
+              </w:rPr>
+            </w:pPr>
             <w:r>
-              <w:t>100 / day</w:t>
-            </w:r>
-          </w:p>
-        </w:tc>
-        <w:tc>
-          <w:tcPr>
-            <w:tcW w:w="0" w:type="auto"/>
-            <w:tcBorders>
-              <w:top w:val="single" w:sz="6" w:space="0" w:color="C4C7C5"/>
-              <w:left w:val="single" w:sz="6" w:space="0" w:color="C4C7C5"/>
-              <w:bottom w:val="single" w:sz="6" w:space="0" w:color="C4C7C5"/>
-              <w:right w:val="single" w:sz="6" w:space="0" w:color="C4C7C5"/>
-            </w:tcBorders>
-            <w:tcMar>
-              <w:top w:w="120" w:type="dxa"/>
-              <w:left w:w="180" w:type="dxa"/>
-              <w:bottom w:w="120" w:type="dxa"/>
-              <w:right w:w="180" w:type="dxa"/>
-            </w:tcMar>
-            <w:vAlign w:val="center"/>
-            <w:hideMark/>
-          </w:tcPr>
-          <w:p>
-            <w:r>
-              <w:t>Triggers if Brevo API fails or rejects the payload.</w:t>
+              <w:rPr>
+                <w:b/>
+                <w:bCs/>
+              </w:rPr>
+              <w:t>Triggers if Brevo throws an API exception or timeout.</w:t>
             </w:r>
           </w:p>
         </w:tc>
@@ -515,12 +4254,18 @@
             <w:hideMark/>
           </w:tcPr>
           <w:p>
+            <w:pPr>
+              <w:rPr>
+                <w:b/>
+                <w:bCs/>
+              </w:rPr>
+            </w:pPr>
             <w:r>
               <w:rPr>
                 <w:b/>
                 <w:bCs/>
               </w:rPr>
-              <w:t>3</w:t>
+              <w:t>Tier 3</w:t>
             </w:r>
           </w:p>
         </w:tc>
@@ -543,6 +4288,12 @@
             <w:hideMark/>
           </w:tcPr>
           <w:p>
+            <w:pPr>
+              <w:rPr>
+                <w:b/>
+                <w:bCs/>
+              </w:rPr>
+            </w:pPr>
             <w:r>
               <w:rPr>
                 <w:b/>
@@ -571,8 +4322,18 @@
             <w:hideMark/>
           </w:tcPr>
           <w:p>
+            <w:pPr>
+              <w:rPr>
+                <w:b/>
+                <w:bCs/>
+              </w:rPr>
+            </w:pPr>
             <w:r>
-              <w:t>Backup 2</w:t>
+              <w:rPr>
+                <w:b/>
+                <w:bCs/>
+              </w:rPr>
+              <w:t>api.sender.net/v2/message/send</w:t>
             </w:r>
           </w:p>
         </w:tc>
@@ -595,37 +4356,26 @@
             <w:hideMark/>
           </w:tcPr>
           <w:p>
+            <w:pPr>
+              <w:rPr>
+                <w:b/>
+                <w:bCs/>
+              </w:rPr>
+            </w:pPr>
             <w:r>
-              <w:t xml:space="preserve">15,000 / </w:t>
+              <w:rPr>
+                <w:b/>
+                <w:bCs/>
+              </w:rPr>
+              <w:t xml:space="preserve">Triggers if Resend rate limits or returns </w:t>
             </w:r>
-            <w:proofErr w:type="spellStart"/>
             <w:r>
-              <w:t>mo</w:t>
-            </w:r>
-            <w:proofErr w:type="spellEnd"/>
-          </w:p>
-        </w:tc>
-        <w:tc>
-          <w:tcPr>
-            <w:tcW w:w="0" w:type="auto"/>
-            <w:tcBorders>
-              <w:top w:val="single" w:sz="6" w:space="0" w:color="C4C7C5"/>
-              <w:left w:val="single" w:sz="6" w:space="0" w:color="C4C7C5"/>
-              <w:bottom w:val="single" w:sz="6" w:space="0" w:color="C4C7C5"/>
-              <w:right w:val="single" w:sz="6" w:space="0" w:color="C4C7C5"/>
-            </w:tcBorders>
-            <w:tcMar>
-              <w:top w:w="120" w:type="dxa"/>
-              <w:left w:w="180" w:type="dxa"/>
-              <w:bottom w:w="120" w:type="dxa"/>
-              <w:right w:w="180" w:type="dxa"/>
-            </w:tcMar>
-            <w:vAlign w:val="center"/>
-            <w:hideMark/>
-          </w:tcPr>
-          <w:p>
-            <w:r>
-              <w:t>Triggers if Resend API goes down or rate limits.</w:t>
+              <w:rPr>
+                <w:b/>
+                <w:bCs/>
+              </w:rPr>
+              <w:lastRenderedPageBreak/>
+              <w:t>an error.</w:t>
             </w:r>
           </w:p>
         </w:tc>
@@ -653,12 +4403,19 @@
             <w:hideMark/>
           </w:tcPr>
           <w:p>
+            <w:pPr>
+              <w:rPr>
+                <w:b/>
+                <w:bCs/>
+              </w:rPr>
+            </w:pPr>
             <w:r>
               <w:rPr>
                 <w:b/>
                 <w:bCs/>
               </w:rPr>
-              <w:t>4</w:t>
+              <w:lastRenderedPageBreak/>
+              <w:t>Tier 4</w:t>
             </w:r>
           </w:p>
         </w:tc>
@@ -681,6 +4438,12 @@
             <w:hideMark/>
           </w:tcPr>
           <w:p>
+            <w:pPr>
+              <w:rPr>
+                <w:b/>
+                <w:bCs/>
+              </w:rPr>
+            </w:pPr>
             <w:proofErr w:type="spellStart"/>
             <w:r>
               <w:rPr>
@@ -711,8 +4474,34 @@
             <w:hideMark/>
           </w:tcPr>
           <w:p>
+            <w:pPr>
+              <w:rPr>
+                <w:b/>
+                <w:bCs/>
+              </w:rPr>
+            </w:pPr>
             <w:r>
-              <w:t>Final Stand</w:t>
+              <w:rPr>
+                <w:b/>
+                <w:bCs/>
+              </w:rPr>
+              <w:t>[api.cloudmailin.com/api/v0.</w:t>
+            </w:r>
+            <w:proofErr w:type="gramStart"/>
+            <w:r>
+              <w:rPr>
+                <w:b/>
+                <w:bCs/>
+              </w:rPr>
+              <w:t>1](</w:t>
+            </w:r>
+            <w:proofErr w:type="gramEnd"/>
+            <w:r>
+              <w:rPr>
+                <w:b/>
+                <w:bCs/>
+              </w:rPr>
+              <w:t>https://api.cloudmailin.com/api/v0.1)</w:t>
             </w:r>
           </w:p>
         </w:tc>
@@ -735,37 +4524,34 @@
             <w:hideMark/>
           </w:tcPr>
           <w:p>
+            <w:pPr>
+              <w:rPr>
+                <w:b/>
+                <w:bCs/>
+              </w:rPr>
+            </w:pPr>
             <w:r>
-              <w:t xml:space="preserve">10,000 / </w:t>
+              <w:rPr>
+                <w:b/>
+                <w:bCs/>
+              </w:rPr>
+              <w:t xml:space="preserve">Final fallback </w:t>
             </w:r>
-            <w:proofErr w:type="spellStart"/>
+            <w:proofErr w:type="gramStart"/>
             <w:r>
-              <w:t>mo</w:t>
+              <w:rPr>
+                <w:b/>
+                <w:bCs/>
+              </w:rPr>
+              <w:t>triggered on</w:t>
             </w:r>
-            <w:proofErr w:type="spellEnd"/>
-          </w:p>
-        </w:tc>
-        <w:tc>
-          <w:tcPr>
-            <w:tcW w:w="0" w:type="auto"/>
-            <w:tcBorders>
-              <w:top w:val="single" w:sz="6" w:space="0" w:color="C4C7C5"/>
-              <w:left w:val="single" w:sz="6" w:space="0" w:color="C4C7C5"/>
-              <w:bottom w:val="single" w:sz="6" w:space="0" w:color="C4C7C5"/>
-              <w:right w:val="single" w:sz="6" w:space="0" w:color="C4C7C5"/>
-            </w:tcBorders>
-            <w:tcMar>
-              <w:top w:w="120" w:type="dxa"/>
-              <w:left w:w="180" w:type="dxa"/>
-              <w:bottom w:w="120" w:type="dxa"/>
-              <w:right w:w="180" w:type="dxa"/>
-            </w:tcMar>
-            <w:vAlign w:val="center"/>
-            <w:hideMark/>
-          </w:tcPr>
-          <w:p>
+            <w:proofErr w:type="gramEnd"/>
             <w:r>
-              <w:t>Triggers in the event of a catastrophic multi-API failure.</w:t>
+              <w:rPr>
+                <w:b/>
+                <w:bCs/>
+              </w:rPr>
+              <w:t xml:space="preserve"> multi-provider outages.</w:t>
             </w:r>
           </w:p>
         </w:tc>
@@ -778,366 +4564,431 @@
           <w:bCs/>
         </w:rPr>
       </w:pPr>
-      <w:r>
-        <w:rPr>
-          <w:b/>
-          <w:bCs/>
-        </w:rPr>
-        <w:t>2. Security Logic: The "Smart Overwrite" System</w:t>
-      </w:r>
-    </w:p>
-    <w:p>
-      <w:r>
-        <w:t>The registration pipeline separates username validation from email validation to protect against account squatting while maintaining a smooth user experience for legitimate users who make typos.</w:t>
+    </w:p>
+    <w:p>
+      <w:pPr>
+        <w:rPr>
+          <w:b/>
+          <w:bCs/>
+        </w:rPr>
+      </w:pPr>
+    </w:p>
+    <w:p>
+      <w:pPr>
+        <w:rPr>
+          <w:b/>
+          <w:bCs/>
+        </w:rPr>
+      </w:pPr>
+    </w:p>
+    <w:p>
+      <w:pPr>
+        <w:rPr>
+          <w:b/>
+          <w:bCs/>
+        </w:rPr>
+      </w:pPr>
+    </w:p>
+    <w:p>
+      <w:pPr>
+        <w:rPr>
+          <w:b/>
+          <w:bCs/>
+        </w:rPr>
+      </w:pPr>
+    </w:p>
+    <w:p>
+      <w:pPr>
+        <w:rPr>
+          <w:b/>
+          <w:bCs/>
+        </w:rPr>
+      </w:pPr>
+    </w:p>
+    <w:p>
+      <w:pPr>
+        <w:rPr>
+          <w:b/>
+          <w:bCs/>
+        </w:rPr>
+      </w:pPr>
+    </w:p>
+    <w:p>
+      <w:pPr>
+        <w:rPr>
+          <w:b/>
+          <w:bCs/>
+        </w:rPr>
+      </w:pPr>
+    </w:p>
+    <w:p>
+      <w:pPr>
+        <w:rPr>
+          <w:b/>
+          <w:bCs/>
+        </w:rPr>
+      </w:pPr>
+    </w:p>
+    <w:p>
+      <w:pPr>
+        <w:rPr>
+          <w:b/>
+          <w:bCs/>
+        </w:rPr>
+      </w:pPr>
+    </w:p>
+    <w:p>
+      <w:pPr>
+        <w:rPr>
+          <w:b/>
+          <w:bCs/>
+        </w:rPr>
+      </w:pPr>
+    </w:p>
+    <w:p>
+      <w:pPr>
+        <w:rPr>
+          <w:b/>
+          <w:bCs/>
+        </w:rPr>
+      </w:pPr>
+      <w:r>
+        <w:rPr>
+          <w:b/>
+          <w:bCs/>
+        </w:rPr>
+        <w:lastRenderedPageBreak/>
+        <w:t>7. Production Migration &amp; Deployment Checklist</w:t>
+      </w:r>
+    </w:p>
+    <w:p>
+      <w:pPr>
+        <w:rPr>
+          <w:b/>
+          <w:bCs/>
+        </w:rPr>
+      </w:pPr>
+      <w:r>
+        <w:rPr>
+          <w:b/>
+          <w:bCs/>
+        </w:rPr>
+        <w:t>To transition the authentication and verification pipeline from sandbox/development to production:</w:t>
       </w:r>
     </w:p>
     <w:p>
       <w:pPr>
         <w:numPr>
           <w:ilvl w:val="0"/>
-          <w:numId w:val="1"/>
+          <w:numId w:val="9"/>
         </w:numPr>
-      </w:pPr>
-      <w:r>
-        <w:rPr>
-          <w:b/>
-          <w:bCs/>
-        </w:rPr>
-        <w:t>The 15-Minute Lock (Hijack Protection):</w:t>
-      </w:r>
-      <w:r>
-        <w:t xml:space="preserve"> When a user registers a username, that username is temporarily locked to their email address for 15 minutes. If a </w:t>
-      </w:r>
-      <w:r>
-        <w:rPr>
-          <w:i/>
-          <w:iCs/>
-        </w:rPr>
-        <w:t>different</w:t>
-      </w:r>
-      <w:r>
-        <w:t xml:space="preserve"> email attempts to register that same username during this window, the system blocks them.</w:t>
+        <w:rPr>
+          <w:b/>
+          <w:bCs/>
+        </w:rPr>
+      </w:pPr>
+      <w:r>
+        <w:rPr>
+          <w:b/>
+          <w:bCs/>
+        </w:rPr>
+        <w:t>Domain Verification (DNS Configuration):</w:t>
+      </w:r>
+    </w:p>
+    <w:p>
+      <w:pPr>
+        <w:numPr>
+          <w:ilvl w:val="1"/>
+          <w:numId w:val="9"/>
+        </w:numPr>
+        <w:rPr>
+          <w:b/>
+          <w:bCs/>
+        </w:rPr>
+      </w:pPr>
+      <w:r>
+        <w:rPr>
+          <w:b/>
+          <w:bCs/>
+        </w:rPr>
+        <w:t xml:space="preserve">Add required TXT (SPF), DKIM, and CNAME records from Brevo, Resend, Sender, and </w:t>
+      </w:r>
+      <w:proofErr w:type="spellStart"/>
+      <w:r>
+        <w:rPr>
+          <w:b/>
+          <w:bCs/>
+        </w:rPr>
+        <w:t>CloudMailin</w:t>
+      </w:r>
+      <w:proofErr w:type="spellEnd"/>
+      <w:r>
+        <w:rPr>
+          <w:b/>
+          <w:bCs/>
+        </w:rPr>
+        <w:t xml:space="preserve"> to your official domain DNS settings.</w:t>
       </w:r>
     </w:p>
     <w:p>
       <w:pPr>
         <w:numPr>
           <w:ilvl w:val="0"/>
-          <w:numId w:val="1"/>
+          <w:numId w:val="9"/>
         </w:numPr>
-      </w:pPr>
-      <w:r>
-        <w:rPr>
-          <w:b/>
-          <w:bCs/>
-        </w:rPr>
-        <w:t>The Typo Fix (Smart Overwrite):</w:t>
-      </w:r>
-      <w:r>
-        <w:t xml:space="preserve"> If a user realizes they made a typo in their username, they can re-register using the </w:t>
-      </w:r>
-      <w:r>
-        <w:rPr>
-          <w:i/>
-          <w:iCs/>
-        </w:rPr>
-        <w:t>same email address</w:t>
-      </w:r>
-      <w:r>
-        <w:t>. The system detects that the email matches the lock owner, silently updates the database with the new username, generates a fresh OTP, and resets the 15-minute timer.</w:t>
+        <w:rPr>
+          <w:b/>
+          <w:bCs/>
+        </w:rPr>
+      </w:pPr>
+      <w:r>
+        <w:rPr>
+          <w:b/>
+          <w:bCs/>
+        </w:rPr>
+        <w:t>Update Environment Identity Variables:</w:t>
+      </w:r>
+    </w:p>
+    <w:p>
+      <w:pPr>
+        <w:numPr>
+          <w:ilvl w:val="1"/>
+          <w:numId w:val="9"/>
+        </w:numPr>
+        <w:rPr>
+          <w:b/>
+          <w:bCs/>
+        </w:rPr>
+      </w:pPr>
+      <w:r>
+        <w:rPr>
+          <w:b/>
+          <w:bCs/>
+        </w:rPr>
+        <w:t>In app/actions/</w:t>
+      </w:r>
+      <w:proofErr w:type="spellStart"/>
+      <w:r>
+        <w:rPr>
+          <w:b/>
+          <w:bCs/>
+        </w:rPr>
+        <w:t>auth.ts</w:t>
+      </w:r>
+      <w:proofErr w:type="spellEnd"/>
+      <w:r>
+        <w:rPr>
+          <w:b/>
+          <w:bCs/>
+        </w:rPr>
+        <w:t>, update the sender identity from the sandbox address (</w:t>
+      </w:r>
+      <w:proofErr w:type="spellStart"/>
+      <w:r>
+        <w:rPr>
+          <w:b/>
+          <w:bCs/>
+        </w:rPr>
+        <w:t>onboarding@resend.dev</w:t>
+      </w:r>
+      <w:proofErr w:type="spellEnd"/>
+      <w:r>
+        <w:rPr>
+          <w:b/>
+          <w:bCs/>
+        </w:rPr>
+        <w:t>) to your custom domain address:</w:t>
+      </w:r>
+    </w:p>
+    <w:p>
+      <w:pPr>
+        <w:rPr>
+          <w:b/>
+          <w:bCs/>
+        </w:rPr>
+      </w:pPr>
+      <w:r>
+        <w:rPr>
+          <w:b/>
+          <w:bCs/>
+        </w:rPr>
+        <w:t>TypeScript</w:t>
+      </w:r>
+    </w:p>
+    <w:p>
+      <w:pPr>
+        <w:rPr>
+          <w:b/>
+          <w:bCs/>
+        </w:rPr>
+      </w:pPr>
+      <w:r>
+        <w:rPr>
+          <w:b/>
+          <w:bCs/>
+        </w:rPr>
+        <w:t xml:space="preserve">const </w:t>
+      </w:r>
+      <w:proofErr w:type="spellStart"/>
+      <w:r>
+        <w:rPr>
+          <w:b/>
+          <w:bCs/>
+        </w:rPr>
+        <w:t>senderEmail</w:t>
+      </w:r>
+      <w:proofErr w:type="spellEnd"/>
+      <w:r>
+        <w:rPr>
+          <w:b/>
+          <w:bCs/>
+        </w:rPr>
+        <w:t xml:space="preserve"> = "onboarding@yourdomain.com";</w:t>
+      </w:r>
+    </w:p>
+    <w:p>
+      <w:pPr>
+        <w:rPr>
+          <w:b/>
+          <w:bCs/>
+        </w:rPr>
+      </w:pPr>
+      <w:r>
+        <w:rPr>
+          <w:b/>
+          <w:bCs/>
+        </w:rPr>
+        <w:t xml:space="preserve">const </w:t>
+      </w:r>
+      <w:proofErr w:type="spellStart"/>
+      <w:r>
+        <w:rPr>
+          <w:b/>
+          <w:bCs/>
+        </w:rPr>
+        <w:t>senderName</w:t>
+      </w:r>
+      <w:proofErr w:type="spellEnd"/>
+      <w:r>
+        <w:rPr>
+          <w:b/>
+          <w:bCs/>
+        </w:rPr>
+        <w:t xml:space="preserve"> = "Nexus";</w:t>
       </w:r>
     </w:p>
     <w:p>
       <w:pPr>
         <w:numPr>
           <w:ilvl w:val="0"/>
-          <w:numId w:val="1"/>
+          <w:numId w:val="9"/>
         </w:numPr>
-      </w:pPr>
-      <w:r>
-        <w:rPr>
-          <w:b/>
-          <w:bCs/>
-        </w:rPr>
-        <w:lastRenderedPageBreak/>
-        <w:t>The Ghost Sweeper (Database Cleanup):</w:t>
-      </w:r>
-      <w:r>
-        <w:t xml:space="preserve"> If an account remains unverified after the 15-minute window expires, the system classifies it as a "ghost account." The next time any user attempts to register that username, the backend automatically deletes the expired ghost account to free up the namespace.</w:t>
+        <w:rPr>
+          <w:b/>
+          <w:bCs/>
+        </w:rPr>
+      </w:pPr>
+      <w:r>
+        <w:rPr>
+          <w:b/>
+          <w:bCs/>
+        </w:rPr>
+        <w:t>Environment Variable Verification:</w:t>
       </w:r>
     </w:p>
     <w:p>
       <w:pPr>
         <w:numPr>
-          <w:ilvl w:val="0"/>
-          <w:numId w:val="1"/>
+          <w:ilvl w:val="1"/>
+          <w:numId w:val="9"/>
         </w:numPr>
-      </w:pPr>
-      <w:r>
-        <w:rPr>
-          <w:b/>
-          <w:bCs/>
-        </w:rPr>
-        <w:t>The Verified Wall:</w:t>
-      </w:r>
-      <w:r>
-        <w:t xml:space="preserve"> Once an account successfully inputs the 6-digit OTP, </w:t>
-      </w:r>
-      <w:proofErr w:type="spellStart"/>
-      <w:r>
-        <w:t>is_verified</w:t>
-      </w:r>
-      <w:proofErr w:type="spellEnd"/>
-      <w:r>
-        <w:t xml:space="preserve"> is flagged to true. This permanently locks both the username and email from ever being registered or overwritten again.</w:t>
-      </w:r>
-    </w:p>
-    <w:p>
-      <w:pPr>
-        <w:rPr>
-          <w:b/>
-          <w:bCs/>
-        </w:rPr>
-      </w:pPr>
-      <w:r>
-        <w:rPr>
-          <w:b/>
-          <w:bCs/>
-        </w:rPr>
-        <w:t>3. Current Development State</w:t>
-      </w:r>
-    </w:p>
-    <w:p>
-      <w:r>
-        <w:t>Due to DMARC and global spam filtering protocols, email providers silently drop messages originating from unverified free domains (</w:t>
-      </w:r>
-      <w:proofErr w:type="gramStart"/>
-      <w:r>
-        <w:t>like @</w:t>
-      </w:r>
-      <w:proofErr w:type="gramEnd"/>
-      <w:r>
-        <w:t>gmail.com).</w:t>
-      </w:r>
-    </w:p>
-    <w:p>
-      <w:r>
-        <w:t xml:space="preserve">To facilitate local development without a custom domain, the primary engine (Brevo) is intentionally bypassed in the </w:t>
-      </w:r>
-      <w:proofErr w:type="spellStart"/>
-      <w:r>
-        <w:t>sendVerificationEmail</w:t>
-      </w:r>
-      <w:proofErr w:type="spellEnd"/>
-      <w:r>
-        <w:t xml:space="preserve"> function using a forced error:</w:t>
-      </w:r>
-    </w:p>
-    <w:p>
-      <w:r>
-        <w:t xml:space="preserve">throw new </w:t>
-      </w:r>
-      <w:proofErr w:type="gramStart"/>
-      <w:r>
-        <w:t>Error(</w:t>
-      </w:r>
-      <w:proofErr w:type="gramEnd"/>
-      <w:r>
-        <w:t>"Bypassing Brevo for local testing");</w:t>
-      </w:r>
-    </w:p>
-    <w:p>
-      <w:r>
-        <w:t xml:space="preserve">This intentionally triggers the failover to </w:t>
-      </w:r>
-      <w:r>
-        <w:rPr>
-          <w:b/>
-          <w:bCs/>
-        </w:rPr>
-        <w:t>Tier 2 (Resend)</w:t>
-      </w:r>
-      <w:r>
-        <w:t xml:space="preserve">, which utilizes the </w:t>
-      </w:r>
-      <w:proofErr w:type="spellStart"/>
-      <w:r>
-        <w:t>onboarding@resend.dev</w:t>
-      </w:r>
-      <w:proofErr w:type="spellEnd"/>
-      <w:r>
-        <w:t xml:space="preserve"> sandbox environment to successfully bypass spam filters and deliver the OTP to the developer's registered testing email.</w:t>
-      </w:r>
-    </w:p>
-    <w:p>
-      <w:pPr>
-        <w:rPr>
-          <w:b/>
-          <w:bCs/>
-        </w:rPr>
-      </w:pPr>
-      <w:r>
-        <w:rPr>
-          <w:b/>
-          <w:bCs/>
-        </w:rPr>
-        <w:t>4. Production Migration Guide</w:t>
-      </w:r>
-    </w:p>
-    <w:p>
-      <w:r>
-        <w:t>When the application is ready for production and a custom domain (e.g., nexus.com) has been purchased, execute the following steps to take the email engine live:</w:t>
+        <w:rPr>
+          <w:b/>
+          <w:bCs/>
+        </w:rPr>
+      </w:pPr>
+      <w:r>
+        <w:rPr>
+          <w:b/>
+          <w:bCs/>
+        </w:rPr>
+        <w:t>Ensure the following environment variables are set in production:</w:t>
       </w:r>
     </w:p>
     <w:p>
       <w:pPr>
         <w:numPr>
-          <w:ilvl w:val="0"/>
-          <w:numId w:val="2"/>
+          <w:ilvl w:val="2"/>
+          <w:numId w:val="9"/>
         </w:numPr>
-      </w:pPr>
-      <w:r>
-        <w:rPr>
-          <w:b/>
-          <w:bCs/>
-        </w:rPr>
-        <w:t>Verify the Domain:</w:t>
-      </w:r>
-      <w:r>
-        <w:t xml:space="preserve"> Add the DNS records (TXT/SPF/DKIM) provided by Brevo to your domain registrar to prove ownership.</w:t>
+        <w:rPr>
+          <w:b/>
+          <w:bCs/>
+        </w:rPr>
+      </w:pPr>
+      <w:r>
+        <w:rPr>
+          <w:b/>
+          <w:bCs/>
+        </w:rPr>
+        <w:t>NEXT_PUBLIC_SUPABASE_URL &amp; SUPABASE_SERVICE_ROLE_KEY</w:t>
       </w:r>
     </w:p>
     <w:p>
       <w:pPr>
         <w:numPr>
-          <w:ilvl w:val="0"/>
-          <w:numId w:val="2"/>
+          <w:ilvl w:val="2"/>
+          <w:numId w:val="9"/>
         </w:numPr>
-      </w:pPr>
-      <w:r>
-        <w:rPr>
-          <w:b/>
-          <w:bCs/>
-        </w:rPr>
-        <w:t>Update Sender Variables:</w:t>
-      </w:r>
-      <w:r>
-        <w:t xml:space="preserve"> In </w:t>
-      </w:r>
-      <w:proofErr w:type="spellStart"/>
-      <w:r>
-        <w:t>src</w:t>
-      </w:r>
-      <w:proofErr w:type="spellEnd"/>
-      <w:r>
-        <w:t>/app/actions/</w:t>
-      </w:r>
-      <w:proofErr w:type="spellStart"/>
-      <w:r>
-        <w:t>auth.ts</w:t>
-      </w:r>
-      <w:proofErr w:type="spellEnd"/>
-      <w:r>
-        <w:t>, update the sender identity to your official production address:</w:t>
-      </w:r>
-    </w:p>
-    <w:p>
-      <w:r>
-        <w:t>TypeScript</w:t>
-      </w:r>
-    </w:p>
-    <w:p>
-      <w:r>
-        <w:t xml:space="preserve">const </w:t>
-      </w:r>
-      <w:proofErr w:type="spellStart"/>
-      <w:r>
-        <w:t>senderEmail</w:t>
-      </w:r>
-      <w:proofErr w:type="spellEnd"/>
-      <w:r>
-        <w:t xml:space="preserve"> = "onboarding@nexus.com"; // Replace with actual domain</w:t>
-      </w:r>
-    </w:p>
-    <w:p>
-      <w:r>
-        <w:t xml:space="preserve">const </w:t>
-      </w:r>
-      <w:proofErr w:type="spellStart"/>
-      <w:r>
-        <w:t>senderName</w:t>
-      </w:r>
-      <w:proofErr w:type="spellEnd"/>
-      <w:r>
-        <w:t xml:space="preserve"> = "Nexus";</w:t>
+        <w:rPr>
+          <w:b/>
+          <w:bCs/>
+        </w:rPr>
+      </w:pPr>
+      <w:r>
+        <w:rPr>
+          <w:b/>
+          <w:bCs/>
+        </w:rPr>
+        <w:t>NEXTAUTH_SECRET</w:t>
       </w:r>
     </w:p>
     <w:p>
       <w:pPr>
         <w:numPr>
-          <w:ilvl w:val="0"/>
-          <w:numId w:val="2"/>
+          <w:ilvl w:val="2"/>
+          <w:numId w:val="9"/>
         </w:numPr>
-      </w:pPr>
-      <w:r>
-        <w:rPr>
-          <w:b/>
-          <w:bCs/>
-        </w:rPr>
-        <w:t>Remove the Sandbox Bypass:</w:t>
-      </w:r>
-      <w:r>
-        <w:t xml:space="preserve"> Delete the intentional sabotage line from the Brevo try block:</w:t>
-      </w:r>
-    </w:p>
-    <w:p>
-      <w:r>
-        <w:t>TypeScript</w:t>
-      </w:r>
-    </w:p>
-    <w:p>
-      <w:r>
-        <w:t>// DELETE THIS LINE FOR PRODUCTION</w:t>
-      </w:r>
-    </w:p>
-    <w:p>
-      <w:r>
-        <w:lastRenderedPageBreak/>
-        <w:t xml:space="preserve">throw new </w:t>
-      </w:r>
-      <w:proofErr w:type="gramStart"/>
-      <w:r>
-        <w:t>Error(</w:t>
-      </w:r>
-      <w:proofErr w:type="gramEnd"/>
-      <w:r>
-        <w:t xml:space="preserve">"Bypassing Brevo for local testing"); </w:t>
+        <w:rPr>
+          <w:b/>
+          <w:bCs/>
+        </w:rPr>
+      </w:pPr>
+      <w:r>
+        <w:rPr>
+          <w:b/>
+          <w:bCs/>
+        </w:rPr>
+        <w:t>UPSTASH_REDIS_REST_URL &amp; UPSTASH_REDIS_REST_TOKEN</w:t>
       </w:r>
     </w:p>
     <w:p>
       <w:pPr>
         <w:numPr>
-          <w:ilvl w:val="0"/>
-          <w:numId w:val="2"/>
+          <w:ilvl w:val="2"/>
+          <w:numId w:val="9"/>
         </w:numPr>
-      </w:pPr>
-      <w:r>
-        <w:rPr>
-          <w:b/>
-          <w:bCs/>
-        </w:rPr>
-        <w:t>Verify Failover Identities:</w:t>
-      </w:r>
-      <w:r>
-        <w:t xml:space="preserve"> Ensure that Resend, Sender, and </w:t>
-      </w:r>
-      <w:proofErr w:type="spellStart"/>
-      <w:r>
-        <w:t>CloudMailin</w:t>
-      </w:r>
-      <w:proofErr w:type="spellEnd"/>
-      <w:r>
-        <w:t xml:space="preserve"> also have your custom domain verified in their respective dashboards so they can legally send emails on your behalf if Brevo fails.</w:t>
+        <w:rPr>
+          <w:b/>
+          <w:bCs/>
+        </w:rPr>
+      </w:pPr>
+      <w:r>
+        <w:rPr>
+          <w:b/>
+          <w:bCs/>
+        </w:rPr>
+        <w:t>BREVO_API_KEY, RESEND_API_KEY, SENDER_API_KEY, CLOUDMAILIN_API_TOKEN, CLOUDMAILIN_USERNAME</w:t>
       </w:r>
     </w:p>
     <w:p/>
@@ -1267,6 +5118,155 @@
     </w:lvl>
   </w:abstractNum>
   <w:abstractNum w:abstractNumId="1" w15:restartNumberingAfterBreak="0">
+    <w:nsid w:val="10F243F3"/>
+    <w:multiLevelType w:val="multilevel"/>
+    <w:tmpl w:val="24369350"/>
+    <w:lvl w:ilvl="0">
+      <w:start w:val="1"/>
+      <w:numFmt w:val="bullet"/>
+      <w:lvlText w:val=""/>
+      <w:lvlJc w:val="left"/>
+      <w:pPr>
+        <w:tabs>
+          <w:tab w:val="num" w:pos="720"/>
+        </w:tabs>
+        <w:ind w:left="720" w:hanging="360"/>
+      </w:pPr>
+      <w:rPr>
+        <w:rFonts w:ascii="Symbol" w:hAnsi="Symbol" w:hint="default"/>
+        <w:sz w:val="20"/>
+      </w:rPr>
+    </w:lvl>
+    <w:lvl w:ilvl="1" w:tentative="1">
+      <w:start w:val="1"/>
+      <w:numFmt w:val="bullet"/>
+      <w:lvlText w:val="o"/>
+      <w:lvlJc w:val="left"/>
+      <w:pPr>
+        <w:tabs>
+          <w:tab w:val="num" w:pos="1440"/>
+        </w:tabs>
+        <w:ind w:left="1440" w:hanging="360"/>
+      </w:pPr>
+      <w:rPr>
+        <w:rFonts w:ascii="Courier New" w:hAnsi="Courier New" w:hint="default"/>
+        <w:sz w:val="20"/>
+      </w:rPr>
+    </w:lvl>
+    <w:lvl w:ilvl="2" w:tentative="1">
+      <w:start w:val="1"/>
+      <w:numFmt w:val="bullet"/>
+      <w:lvlText w:val=""/>
+      <w:lvlJc w:val="left"/>
+      <w:pPr>
+        <w:tabs>
+          <w:tab w:val="num" w:pos="2160"/>
+        </w:tabs>
+        <w:ind w:left="2160" w:hanging="360"/>
+      </w:pPr>
+      <w:rPr>
+        <w:rFonts w:ascii="Wingdings" w:hAnsi="Wingdings" w:hint="default"/>
+        <w:sz w:val="20"/>
+      </w:rPr>
+    </w:lvl>
+    <w:lvl w:ilvl="3" w:tentative="1">
+      <w:start w:val="1"/>
+      <w:numFmt w:val="bullet"/>
+      <w:lvlText w:val=""/>
+      <w:lvlJc w:val="left"/>
+      <w:pPr>
+        <w:tabs>
+          <w:tab w:val="num" w:pos="2880"/>
+        </w:tabs>
+        <w:ind w:left="2880" w:hanging="360"/>
+      </w:pPr>
+      <w:rPr>
+        <w:rFonts w:ascii="Wingdings" w:hAnsi="Wingdings" w:hint="default"/>
+        <w:sz w:val="20"/>
+      </w:rPr>
+    </w:lvl>
+    <w:lvl w:ilvl="4" w:tentative="1">
+      <w:start w:val="1"/>
+      <w:numFmt w:val="bullet"/>
+      <w:lvlText w:val=""/>
+      <w:lvlJc w:val="left"/>
+      <w:pPr>
+        <w:tabs>
+          <w:tab w:val="num" w:pos="3600"/>
+        </w:tabs>
+        <w:ind w:left="3600" w:hanging="360"/>
+      </w:pPr>
+      <w:rPr>
+        <w:rFonts w:ascii="Wingdings" w:hAnsi="Wingdings" w:hint="default"/>
+        <w:sz w:val="20"/>
+      </w:rPr>
+    </w:lvl>
+    <w:lvl w:ilvl="5" w:tentative="1">
+      <w:start w:val="1"/>
+      <w:numFmt w:val="bullet"/>
+      <w:lvlText w:val=""/>
+      <w:lvlJc w:val="left"/>
+      <w:pPr>
+        <w:tabs>
+          <w:tab w:val="num" w:pos="4320"/>
+        </w:tabs>
+        <w:ind w:left="4320" w:hanging="360"/>
+      </w:pPr>
+      <w:rPr>
+        <w:rFonts w:ascii="Wingdings" w:hAnsi="Wingdings" w:hint="default"/>
+        <w:sz w:val="20"/>
+      </w:rPr>
+    </w:lvl>
+    <w:lvl w:ilvl="6" w:tentative="1">
+      <w:start w:val="1"/>
+      <w:numFmt w:val="bullet"/>
+      <w:lvlText w:val=""/>
+      <w:lvlJc w:val="left"/>
+      <w:pPr>
+        <w:tabs>
+          <w:tab w:val="num" w:pos="5040"/>
+        </w:tabs>
+        <w:ind w:left="5040" w:hanging="360"/>
+      </w:pPr>
+      <w:rPr>
+        <w:rFonts w:ascii="Wingdings" w:hAnsi="Wingdings" w:hint="default"/>
+        <w:sz w:val="20"/>
+      </w:rPr>
+    </w:lvl>
+    <w:lvl w:ilvl="7" w:tentative="1">
+      <w:start w:val="1"/>
+      <w:numFmt w:val="bullet"/>
+      <w:lvlText w:val=""/>
+      <w:lvlJc w:val="left"/>
+      <w:pPr>
+        <w:tabs>
+          <w:tab w:val="num" w:pos="5760"/>
+        </w:tabs>
+        <w:ind w:left="5760" w:hanging="360"/>
+      </w:pPr>
+      <w:rPr>
+        <w:rFonts w:ascii="Wingdings" w:hAnsi="Wingdings" w:hint="default"/>
+        <w:sz w:val="20"/>
+      </w:rPr>
+    </w:lvl>
+    <w:lvl w:ilvl="8" w:tentative="1">
+      <w:start w:val="1"/>
+      <w:numFmt w:val="bullet"/>
+      <w:lvlText w:val=""/>
+      <w:lvlJc w:val="left"/>
+      <w:pPr>
+        <w:tabs>
+          <w:tab w:val="num" w:pos="6480"/>
+        </w:tabs>
+        <w:ind w:left="6480" w:hanging="360"/>
+      </w:pPr>
+      <w:rPr>
+        <w:rFonts w:ascii="Wingdings" w:hAnsi="Wingdings" w:hint="default"/>
+        <w:sz w:val="20"/>
+      </w:rPr>
+    </w:lvl>
+  </w:abstractNum>
+  <w:abstractNum w:abstractNumId="2" w15:restartNumberingAfterBreak="0">
     <w:nsid w:val="1B3277B1"/>
     <w:multiLevelType w:val="multilevel"/>
     <w:tmpl w:val="4B52FBF6"/>
@@ -1415,11 +5415,898 @@
       </w:rPr>
     </w:lvl>
   </w:abstractNum>
+  <w:abstractNum w:abstractNumId="3" w15:restartNumberingAfterBreak="0">
+    <w:nsid w:val="223E50AE"/>
+    <w:multiLevelType w:val="multilevel"/>
+    <w:tmpl w:val="D44014EE"/>
+    <w:lvl w:ilvl="0">
+      <w:start w:val="1"/>
+      <w:numFmt w:val="bullet"/>
+      <w:lvlText w:val=""/>
+      <w:lvlJc w:val="left"/>
+      <w:pPr>
+        <w:tabs>
+          <w:tab w:val="num" w:pos="720"/>
+        </w:tabs>
+        <w:ind w:left="720" w:hanging="360"/>
+      </w:pPr>
+      <w:rPr>
+        <w:rFonts w:ascii="Symbol" w:hAnsi="Symbol" w:hint="default"/>
+        <w:sz w:val="20"/>
+      </w:rPr>
+    </w:lvl>
+    <w:lvl w:ilvl="1" w:tentative="1">
+      <w:start w:val="1"/>
+      <w:numFmt w:val="bullet"/>
+      <w:lvlText w:val="o"/>
+      <w:lvlJc w:val="left"/>
+      <w:pPr>
+        <w:tabs>
+          <w:tab w:val="num" w:pos="1440"/>
+        </w:tabs>
+        <w:ind w:left="1440" w:hanging="360"/>
+      </w:pPr>
+      <w:rPr>
+        <w:rFonts w:ascii="Courier New" w:hAnsi="Courier New" w:hint="default"/>
+        <w:sz w:val="20"/>
+      </w:rPr>
+    </w:lvl>
+    <w:lvl w:ilvl="2" w:tentative="1">
+      <w:start w:val="1"/>
+      <w:numFmt w:val="bullet"/>
+      <w:lvlText w:val=""/>
+      <w:lvlJc w:val="left"/>
+      <w:pPr>
+        <w:tabs>
+          <w:tab w:val="num" w:pos="2160"/>
+        </w:tabs>
+        <w:ind w:left="2160" w:hanging="360"/>
+      </w:pPr>
+      <w:rPr>
+        <w:rFonts w:ascii="Wingdings" w:hAnsi="Wingdings" w:hint="default"/>
+        <w:sz w:val="20"/>
+      </w:rPr>
+    </w:lvl>
+    <w:lvl w:ilvl="3" w:tentative="1">
+      <w:start w:val="1"/>
+      <w:numFmt w:val="bullet"/>
+      <w:lvlText w:val=""/>
+      <w:lvlJc w:val="left"/>
+      <w:pPr>
+        <w:tabs>
+          <w:tab w:val="num" w:pos="2880"/>
+        </w:tabs>
+        <w:ind w:left="2880" w:hanging="360"/>
+      </w:pPr>
+      <w:rPr>
+        <w:rFonts w:ascii="Wingdings" w:hAnsi="Wingdings" w:hint="default"/>
+        <w:sz w:val="20"/>
+      </w:rPr>
+    </w:lvl>
+    <w:lvl w:ilvl="4" w:tentative="1">
+      <w:start w:val="1"/>
+      <w:numFmt w:val="bullet"/>
+      <w:lvlText w:val=""/>
+      <w:lvlJc w:val="left"/>
+      <w:pPr>
+        <w:tabs>
+          <w:tab w:val="num" w:pos="3600"/>
+        </w:tabs>
+        <w:ind w:left="3600" w:hanging="360"/>
+      </w:pPr>
+      <w:rPr>
+        <w:rFonts w:ascii="Wingdings" w:hAnsi="Wingdings" w:hint="default"/>
+        <w:sz w:val="20"/>
+      </w:rPr>
+    </w:lvl>
+    <w:lvl w:ilvl="5" w:tentative="1">
+      <w:start w:val="1"/>
+      <w:numFmt w:val="bullet"/>
+      <w:lvlText w:val=""/>
+      <w:lvlJc w:val="left"/>
+      <w:pPr>
+        <w:tabs>
+          <w:tab w:val="num" w:pos="4320"/>
+        </w:tabs>
+        <w:ind w:left="4320" w:hanging="360"/>
+      </w:pPr>
+      <w:rPr>
+        <w:rFonts w:ascii="Wingdings" w:hAnsi="Wingdings" w:hint="default"/>
+        <w:sz w:val="20"/>
+      </w:rPr>
+    </w:lvl>
+    <w:lvl w:ilvl="6" w:tentative="1">
+      <w:start w:val="1"/>
+      <w:numFmt w:val="bullet"/>
+      <w:lvlText w:val=""/>
+      <w:lvlJc w:val="left"/>
+      <w:pPr>
+        <w:tabs>
+          <w:tab w:val="num" w:pos="5040"/>
+        </w:tabs>
+        <w:ind w:left="5040" w:hanging="360"/>
+      </w:pPr>
+      <w:rPr>
+        <w:rFonts w:ascii="Wingdings" w:hAnsi="Wingdings" w:hint="default"/>
+        <w:sz w:val="20"/>
+      </w:rPr>
+    </w:lvl>
+    <w:lvl w:ilvl="7" w:tentative="1">
+      <w:start w:val="1"/>
+      <w:numFmt w:val="bullet"/>
+      <w:lvlText w:val=""/>
+      <w:lvlJc w:val="left"/>
+      <w:pPr>
+        <w:tabs>
+          <w:tab w:val="num" w:pos="5760"/>
+        </w:tabs>
+        <w:ind w:left="5760" w:hanging="360"/>
+      </w:pPr>
+      <w:rPr>
+        <w:rFonts w:ascii="Wingdings" w:hAnsi="Wingdings" w:hint="default"/>
+        <w:sz w:val="20"/>
+      </w:rPr>
+    </w:lvl>
+    <w:lvl w:ilvl="8" w:tentative="1">
+      <w:start w:val="1"/>
+      <w:numFmt w:val="bullet"/>
+      <w:lvlText w:val=""/>
+      <w:lvlJc w:val="left"/>
+      <w:pPr>
+        <w:tabs>
+          <w:tab w:val="num" w:pos="6480"/>
+        </w:tabs>
+        <w:ind w:left="6480" w:hanging="360"/>
+      </w:pPr>
+      <w:rPr>
+        <w:rFonts w:ascii="Wingdings" w:hAnsi="Wingdings" w:hint="default"/>
+        <w:sz w:val="20"/>
+      </w:rPr>
+    </w:lvl>
+  </w:abstractNum>
+  <w:abstractNum w:abstractNumId="4" w15:restartNumberingAfterBreak="0">
+    <w:nsid w:val="2E384C48"/>
+    <w:multiLevelType w:val="multilevel"/>
+    <w:tmpl w:val="477E0F2A"/>
+    <w:lvl w:ilvl="0">
+      <w:start w:val="1"/>
+      <w:numFmt w:val="bullet"/>
+      <w:lvlText w:val=""/>
+      <w:lvlJc w:val="left"/>
+      <w:pPr>
+        <w:tabs>
+          <w:tab w:val="num" w:pos="720"/>
+        </w:tabs>
+        <w:ind w:left="720" w:hanging="360"/>
+      </w:pPr>
+      <w:rPr>
+        <w:rFonts w:ascii="Symbol" w:hAnsi="Symbol" w:hint="default"/>
+        <w:sz w:val="20"/>
+      </w:rPr>
+    </w:lvl>
+    <w:lvl w:ilvl="1" w:tentative="1">
+      <w:start w:val="1"/>
+      <w:numFmt w:val="bullet"/>
+      <w:lvlText w:val="o"/>
+      <w:lvlJc w:val="left"/>
+      <w:pPr>
+        <w:tabs>
+          <w:tab w:val="num" w:pos="1440"/>
+        </w:tabs>
+        <w:ind w:left="1440" w:hanging="360"/>
+      </w:pPr>
+      <w:rPr>
+        <w:rFonts w:ascii="Courier New" w:hAnsi="Courier New" w:hint="default"/>
+        <w:sz w:val="20"/>
+      </w:rPr>
+    </w:lvl>
+    <w:lvl w:ilvl="2" w:tentative="1">
+      <w:start w:val="1"/>
+      <w:numFmt w:val="bullet"/>
+      <w:lvlText w:val=""/>
+      <w:lvlJc w:val="left"/>
+      <w:pPr>
+        <w:tabs>
+          <w:tab w:val="num" w:pos="2160"/>
+        </w:tabs>
+        <w:ind w:left="2160" w:hanging="360"/>
+      </w:pPr>
+      <w:rPr>
+        <w:rFonts w:ascii="Wingdings" w:hAnsi="Wingdings" w:hint="default"/>
+        <w:sz w:val="20"/>
+      </w:rPr>
+    </w:lvl>
+    <w:lvl w:ilvl="3" w:tentative="1">
+      <w:start w:val="1"/>
+      <w:numFmt w:val="bullet"/>
+      <w:lvlText w:val=""/>
+      <w:lvlJc w:val="left"/>
+      <w:pPr>
+        <w:tabs>
+          <w:tab w:val="num" w:pos="2880"/>
+        </w:tabs>
+        <w:ind w:left="2880" w:hanging="360"/>
+      </w:pPr>
+      <w:rPr>
+        <w:rFonts w:ascii="Wingdings" w:hAnsi="Wingdings" w:hint="default"/>
+        <w:sz w:val="20"/>
+      </w:rPr>
+    </w:lvl>
+    <w:lvl w:ilvl="4" w:tentative="1">
+      <w:start w:val="1"/>
+      <w:numFmt w:val="bullet"/>
+      <w:lvlText w:val=""/>
+      <w:lvlJc w:val="left"/>
+      <w:pPr>
+        <w:tabs>
+          <w:tab w:val="num" w:pos="3600"/>
+        </w:tabs>
+        <w:ind w:left="3600" w:hanging="360"/>
+      </w:pPr>
+      <w:rPr>
+        <w:rFonts w:ascii="Wingdings" w:hAnsi="Wingdings" w:hint="default"/>
+        <w:sz w:val="20"/>
+      </w:rPr>
+    </w:lvl>
+    <w:lvl w:ilvl="5" w:tentative="1">
+      <w:start w:val="1"/>
+      <w:numFmt w:val="bullet"/>
+      <w:lvlText w:val=""/>
+      <w:lvlJc w:val="left"/>
+      <w:pPr>
+        <w:tabs>
+          <w:tab w:val="num" w:pos="4320"/>
+        </w:tabs>
+        <w:ind w:left="4320" w:hanging="360"/>
+      </w:pPr>
+      <w:rPr>
+        <w:rFonts w:ascii="Wingdings" w:hAnsi="Wingdings" w:hint="default"/>
+        <w:sz w:val="20"/>
+      </w:rPr>
+    </w:lvl>
+    <w:lvl w:ilvl="6" w:tentative="1">
+      <w:start w:val="1"/>
+      <w:numFmt w:val="bullet"/>
+      <w:lvlText w:val=""/>
+      <w:lvlJc w:val="left"/>
+      <w:pPr>
+        <w:tabs>
+          <w:tab w:val="num" w:pos="5040"/>
+        </w:tabs>
+        <w:ind w:left="5040" w:hanging="360"/>
+      </w:pPr>
+      <w:rPr>
+        <w:rFonts w:ascii="Wingdings" w:hAnsi="Wingdings" w:hint="default"/>
+        <w:sz w:val="20"/>
+      </w:rPr>
+    </w:lvl>
+    <w:lvl w:ilvl="7" w:tentative="1">
+      <w:start w:val="1"/>
+      <w:numFmt w:val="bullet"/>
+      <w:lvlText w:val=""/>
+      <w:lvlJc w:val="left"/>
+      <w:pPr>
+        <w:tabs>
+          <w:tab w:val="num" w:pos="5760"/>
+        </w:tabs>
+        <w:ind w:left="5760" w:hanging="360"/>
+      </w:pPr>
+      <w:rPr>
+        <w:rFonts w:ascii="Wingdings" w:hAnsi="Wingdings" w:hint="default"/>
+        <w:sz w:val="20"/>
+      </w:rPr>
+    </w:lvl>
+    <w:lvl w:ilvl="8" w:tentative="1">
+      <w:start w:val="1"/>
+      <w:numFmt w:val="bullet"/>
+      <w:lvlText w:val=""/>
+      <w:lvlJc w:val="left"/>
+      <w:pPr>
+        <w:tabs>
+          <w:tab w:val="num" w:pos="6480"/>
+        </w:tabs>
+        <w:ind w:left="6480" w:hanging="360"/>
+      </w:pPr>
+      <w:rPr>
+        <w:rFonts w:ascii="Wingdings" w:hAnsi="Wingdings" w:hint="default"/>
+        <w:sz w:val="20"/>
+      </w:rPr>
+    </w:lvl>
+  </w:abstractNum>
+  <w:abstractNum w:abstractNumId="5" w15:restartNumberingAfterBreak="0">
+    <w:nsid w:val="4775162B"/>
+    <w:multiLevelType w:val="multilevel"/>
+    <w:tmpl w:val="3338512E"/>
+    <w:lvl w:ilvl="0">
+      <w:start w:val="1"/>
+      <w:numFmt w:val="decimal"/>
+      <w:lvlText w:val="%1."/>
+      <w:lvlJc w:val="left"/>
+      <w:pPr>
+        <w:tabs>
+          <w:tab w:val="num" w:pos="720"/>
+        </w:tabs>
+        <w:ind w:left="720" w:hanging="360"/>
+      </w:pPr>
+    </w:lvl>
+    <w:lvl w:ilvl="1">
+      <w:start w:val="1"/>
+      <w:numFmt w:val="bullet"/>
+      <w:lvlText w:val="o"/>
+      <w:lvlJc w:val="left"/>
+      <w:pPr>
+        <w:tabs>
+          <w:tab w:val="num" w:pos="1440"/>
+        </w:tabs>
+        <w:ind w:left="1440" w:hanging="360"/>
+      </w:pPr>
+      <w:rPr>
+        <w:rFonts w:ascii="Courier New" w:hAnsi="Courier New" w:hint="default"/>
+        <w:sz w:val="20"/>
+      </w:rPr>
+    </w:lvl>
+    <w:lvl w:ilvl="2">
+      <w:start w:val="1"/>
+      <w:numFmt w:val="bullet"/>
+      <w:lvlText w:val=""/>
+      <w:lvlJc w:val="left"/>
+      <w:pPr>
+        <w:tabs>
+          <w:tab w:val="num" w:pos="2160"/>
+        </w:tabs>
+        <w:ind w:left="2160" w:hanging="360"/>
+      </w:pPr>
+      <w:rPr>
+        <w:rFonts w:ascii="Wingdings" w:hAnsi="Wingdings" w:hint="default"/>
+        <w:sz w:val="20"/>
+      </w:rPr>
+    </w:lvl>
+    <w:lvl w:ilvl="3" w:tentative="1">
+      <w:start w:val="1"/>
+      <w:numFmt w:val="decimal"/>
+      <w:lvlText w:val="%4."/>
+      <w:lvlJc w:val="left"/>
+      <w:pPr>
+        <w:tabs>
+          <w:tab w:val="num" w:pos="2880"/>
+        </w:tabs>
+        <w:ind w:left="2880" w:hanging="360"/>
+      </w:pPr>
+    </w:lvl>
+    <w:lvl w:ilvl="4" w:tentative="1">
+      <w:start w:val="1"/>
+      <w:numFmt w:val="decimal"/>
+      <w:lvlText w:val="%5."/>
+      <w:lvlJc w:val="left"/>
+      <w:pPr>
+        <w:tabs>
+          <w:tab w:val="num" w:pos="3600"/>
+        </w:tabs>
+        <w:ind w:left="3600" w:hanging="360"/>
+      </w:pPr>
+    </w:lvl>
+    <w:lvl w:ilvl="5" w:tentative="1">
+      <w:start w:val="1"/>
+      <w:numFmt w:val="decimal"/>
+      <w:lvlText w:val="%6."/>
+      <w:lvlJc w:val="left"/>
+      <w:pPr>
+        <w:tabs>
+          <w:tab w:val="num" w:pos="4320"/>
+        </w:tabs>
+        <w:ind w:left="4320" w:hanging="360"/>
+      </w:pPr>
+    </w:lvl>
+    <w:lvl w:ilvl="6" w:tentative="1">
+      <w:start w:val="1"/>
+      <w:numFmt w:val="decimal"/>
+      <w:lvlText w:val="%7."/>
+      <w:lvlJc w:val="left"/>
+      <w:pPr>
+        <w:tabs>
+          <w:tab w:val="num" w:pos="5040"/>
+        </w:tabs>
+        <w:ind w:left="5040" w:hanging="360"/>
+      </w:pPr>
+    </w:lvl>
+    <w:lvl w:ilvl="7" w:tentative="1">
+      <w:start w:val="1"/>
+      <w:numFmt w:val="decimal"/>
+      <w:lvlText w:val="%8."/>
+      <w:lvlJc w:val="left"/>
+      <w:pPr>
+        <w:tabs>
+          <w:tab w:val="num" w:pos="5760"/>
+        </w:tabs>
+        <w:ind w:left="5760" w:hanging="360"/>
+      </w:pPr>
+    </w:lvl>
+    <w:lvl w:ilvl="8" w:tentative="1">
+      <w:start w:val="1"/>
+      <w:numFmt w:val="decimal"/>
+      <w:lvlText w:val="%9."/>
+      <w:lvlJc w:val="left"/>
+      <w:pPr>
+        <w:tabs>
+          <w:tab w:val="num" w:pos="6480"/>
+        </w:tabs>
+        <w:ind w:left="6480" w:hanging="360"/>
+      </w:pPr>
+    </w:lvl>
+  </w:abstractNum>
+  <w:abstractNum w:abstractNumId="6" w15:restartNumberingAfterBreak="0">
+    <w:nsid w:val="4C4F34D2"/>
+    <w:multiLevelType w:val="multilevel"/>
+    <w:tmpl w:val="4B4AA8B4"/>
+    <w:lvl w:ilvl="0">
+      <w:start w:val="1"/>
+      <w:numFmt w:val="bullet"/>
+      <w:lvlText w:val=""/>
+      <w:lvlJc w:val="left"/>
+      <w:pPr>
+        <w:tabs>
+          <w:tab w:val="num" w:pos="720"/>
+        </w:tabs>
+        <w:ind w:left="720" w:hanging="360"/>
+      </w:pPr>
+      <w:rPr>
+        <w:rFonts w:ascii="Symbol" w:hAnsi="Symbol" w:hint="default"/>
+        <w:sz w:val="20"/>
+      </w:rPr>
+    </w:lvl>
+    <w:lvl w:ilvl="1" w:tentative="1">
+      <w:start w:val="1"/>
+      <w:numFmt w:val="bullet"/>
+      <w:lvlText w:val="o"/>
+      <w:lvlJc w:val="left"/>
+      <w:pPr>
+        <w:tabs>
+          <w:tab w:val="num" w:pos="1440"/>
+        </w:tabs>
+        <w:ind w:left="1440" w:hanging="360"/>
+      </w:pPr>
+      <w:rPr>
+        <w:rFonts w:ascii="Courier New" w:hAnsi="Courier New" w:hint="default"/>
+        <w:sz w:val="20"/>
+      </w:rPr>
+    </w:lvl>
+    <w:lvl w:ilvl="2" w:tentative="1">
+      <w:start w:val="1"/>
+      <w:numFmt w:val="bullet"/>
+      <w:lvlText w:val=""/>
+      <w:lvlJc w:val="left"/>
+      <w:pPr>
+        <w:tabs>
+          <w:tab w:val="num" w:pos="2160"/>
+        </w:tabs>
+        <w:ind w:left="2160" w:hanging="360"/>
+      </w:pPr>
+      <w:rPr>
+        <w:rFonts w:ascii="Wingdings" w:hAnsi="Wingdings" w:hint="default"/>
+        <w:sz w:val="20"/>
+      </w:rPr>
+    </w:lvl>
+    <w:lvl w:ilvl="3" w:tentative="1">
+      <w:start w:val="1"/>
+      <w:numFmt w:val="bullet"/>
+      <w:lvlText w:val=""/>
+      <w:lvlJc w:val="left"/>
+      <w:pPr>
+        <w:tabs>
+          <w:tab w:val="num" w:pos="2880"/>
+        </w:tabs>
+        <w:ind w:left="2880" w:hanging="360"/>
+      </w:pPr>
+      <w:rPr>
+        <w:rFonts w:ascii="Wingdings" w:hAnsi="Wingdings" w:hint="default"/>
+        <w:sz w:val="20"/>
+      </w:rPr>
+    </w:lvl>
+    <w:lvl w:ilvl="4" w:tentative="1">
+      <w:start w:val="1"/>
+      <w:numFmt w:val="bullet"/>
+      <w:lvlText w:val=""/>
+      <w:lvlJc w:val="left"/>
+      <w:pPr>
+        <w:tabs>
+          <w:tab w:val="num" w:pos="3600"/>
+        </w:tabs>
+        <w:ind w:left="3600" w:hanging="360"/>
+      </w:pPr>
+      <w:rPr>
+        <w:rFonts w:ascii="Wingdings" w:hAnsi="Wingdings" w:hint="default"/>
+        <w:sz w:val="20"/>
+      </w:rPr>
+    </w:lvl>
+    <w:lvl w:ilvl="5" w:tentative="1">
+      <w:start w:val="1"/>
+      <w:numFmt w:val="bullet"/>
+      <w:lvlText w:val=""/>
+      <w:lvlJc w:val="left"/>
+      <w:pPr>
+        <w:tabs>
+          <w:tab w:val="num" w:pos="4320"/>
+        </w:tabs>
+        <w:ind w:left="4320" w:hanging="360"/>
+      </w:pPr>
+      <w:rPr>
+        <w:rFonts w:ascii="Wingdings" w:hAnsi="Wingdings" w:hint="default"/>
+        <w:sz w:val="20"/>
+      </w:rPr>
+    </w:lvl>
+    <w:lvl w:ilvl="6" w:tentative="1">
+      <w:start w:val="1"/>
+      <w:numFmt w:val="bullet"/>
+      <w:lvlText w:val=""/>
+      <w:lvlJc w:val="left"/>
+      <w:pPr>
+        <w:tabs>
+          <w:tab w:val="num" w:pos="5040"/>
+        </w:tabs>
+        <w:ind w:left="5040" w:hanging="360"/>
+      </w:pPr>
+      <w:rPr>
+        <w:rFonts w:ascii="Wingdings" w:hAnsi="Wingdings" w:hint="default"/>
+        <w:sz w:val="20"/>
+      </w:rPr>
+    </w:lvl>
+    <w:lvl w:ilvl="7" w:tentative="1">
+      <w:start w:val="1"/>
+      <w:numFmt w:val="bullet"/>
+      <w:lvlText w:val=""/>
+      <w:lvlJc w:val="left"/>
+      <w:pPr>
+        <w:tabs>
+          <w:tab w:val="num" w:pos="5760"/>
+        </w:tabs>
+        <w:ind w:left="5760" w:hanging="360"/>
+      </w:pPr>
+      <w:rPr>
+        <w:rFonts w:ascii="Wingdings" w:hAnsi="Wingdings" w:hint="default"/>
+        <w:sz w:val="20"/>
+      </w:rPr>
+    </w:lvl>
+    <w:lvl w:ilvl="8" w:tentative="1">
+      <w:start w:val="1"/>
+      <w:numFmt w:val="bullet"/>
+      <w:lvlText w:val=""/>
+      <w:lvlJc w:val="left"/>
+      <w:pPr>
+        <w:tabs>
+          <w:tab w:val="num" w:pos="6480"/>
+        </w:tabs>
+        <w:ind w:left="6480" w:hanging="360"/>
+      </w:pPr>
+      <w:rPr>
+        <w:rFonts w:ascii="Wingdings" w:hAnsi="Wingdings" w:hint="default"/>
+        <w:sz w:val="20"/>
+      </w:rPr>
+    </w:lvl>
+  </w:abstractNum>
+  <w:abstractNum w:abstractNumId="7" w15:restartNumberingAfterBreak="0">
+    <w:nsid w:val="64A560A1"/>
+    <w:multiLevelType w:val="multilevel"/>
+    <w:tmpl w:val="B068F530"/>
+    <w:lvl w:ilvl="0">
+      <w:start w:val="1"/>
+      <w:numFmt w:val="bullet"/>
+      <w:lvlText w:val=""/>
+      <w:lvlJc w:val="left"/>
+      <w:pPr>
+        <w:tabs>
+          <w:tab w:val="num" w:pos="720"/>
+        </w:tabs>
+        <w:ind w:left="720" w:hanging="360"/>
+      </w:pPr>
+      <w:rPr>
+        <w:rFonts w:ascii="Symbol" w:hAnsi="Symbol" w:hint="default"/>
+        <w:sz w:val="20"/>
+      </w:rPr>
+    </w:lvl>
+    <w:lvl w:ilvl="1" w:tentative="1">
+      <w:start w:val="1"/>
+      <w:numFmt w:val="bullet"/>
+      <w:lvlText w:val="o"/>
+      <w:lvlJc w:val="left"/>
+      <w:pPr>
+        <w:tabs>
+          <w:tab w:val="num" w:pos="1440"/>
+        </w:tabs>
+        <w:ind w:left="1440" w:hanging="360"/>
+      </w:pPr>
+      <w:rPr>
+        <w:rFonts w:ascii="Courier New" w:hAnsi="Courier New" w:hint="default"/>
+        <w:sz w:val="20"/>
+      </w:rPr>
+    </w:lvl>
+    <w:lvl w:ilvl="2" w:tentative="1">
+      <w:start w:val="1"/>
+      <w:numFmt w:val="bullet"/>
+      <w:lvlText w:val=""/>
+      <w:lvlJc w:val="left"/>
+      <w:pPr>
+        <w:tabs>
+          <w:tab w:val="num" w:pos="2160"/>
+        </w:tabs>
+        <w:ind w:left="2160" w:hanging="360"/>
+      </w:pPr>
+      <w:rPr>
+        <w:rFonts w:ascii="Wingdings" w:hAnsi="Wingdings" w:hint="default"/>
+        <w:sz w:val="20"/>
+      </w:rPr>
+    </w:lvl>
+    <w:lvl w:ilvl="3" w:tentative="1">
+      <w:start w:val="1"/>
+      <w:numFmt w:val="bullet"/>
+      <w:lvlText w:val=""/>
+      <w:lvlJc w:val="left"/>
+      <w:pPr>
+        <w:tabs>
+          <w:tab w:val="num" w:pos="2880"/>
+        </w:tabs>
+        <w:ind w:left="2880" w:hanging="360"/>
+      </w:pPr>
+      <w:rPr>
+        <w:rFonts w:ascii="Wingdings" w:hAnsi="Wingdings" w:hint="default"/>
+        <w:sz w:val="20"/>
+      </w:rPr>
+    </w:lvl>
+    <w:lvl w:ilvl="4" w:tentative="1">
+      <w:start w:val="1"/>
+      <w:numFmt w:val="bullet"/>
+      <w:lvlText w:val=""/>
+      <w:lvlJc w:val="left"/>
+      <w:pPr>
+        <w:tabs>
+          <w:tab w:val="num" w:pos="3600"/>
+        </w:tabs>
+        <w:ind w:left="3600" w:hanging="360"/>
+      </w:pPr>
+      <w:rPr>
+        <w:rFonts w:ascii="Wingdings" w:hAnsi="Wingdings" w:hint="default"/>
+        <w:sz w:val="20"/>
+      </w:rPr>
+    </w:lvl>
+    <w:lvl w:ilvl="5" w:tentative="1">
+      <w:start w:val="1"/>
+      <w:numFmt w:val="bullet"/>
+      <w:lvlText w:val=""/>
+      <w:lvlJc w:val="left"/>
+      <w:pPr>
+        <w:tabs>
+          <w:tab w:val="num" w:pos="4320"/>
+        </w:tabs>
+        <w:ind w:left="4320" w:hanging="360"/>
+      </w:pPr>
+      <w:rPr>
+        <w:rFonts w:ascii="Wingdings" w:hAnsi="Wingdings" w:hint="default"/>
+        <w:sz w:val="20"/>
+      </w:rPr>
+    </w:lvl>
+    <w:lvl w:ilvl="6" w:tentative="1">
+      <w:start w:val="1"/>
+      <w:numFmt w:val="bullet"/>
+      <w:lvlText w:val=""/>
+      <w:lvlJc w:val="left"/>
+      <w:pPr>
+        <w:tabs>
+          <w:tab w:val="num" w:pos="5040"/>
+        </w:tabs>
+        <w:ind w:left="5040" w:hanging="360"/>
+      </w:pPr>
+      <w:rPr>
+        <w:rFonts w:ascii="Wingdings" w:hAnsi="Wingdings" w:hint="default"/>
+        <w:sz w:val="20"/>
+      </w:rPr>
+    </w:lvl>
+    <w:lvl w:ilvl="7" w:tentative="1">
+      <w:start w:val="1"/>
+      <w:numFmt w:val="bullet"/>
+      <w:lvlText w:val=""/>
+      <w:lvlJc w:val="left"/>
+      <w:pPr>
+        <w:tabs>
+          <w:tab w:val="num" w:pos="5760"/>
+        </w:tabs>
+        <w:ind w:left="5760" w:hanging="360"/>
+      </w:pPr>
+      <w:rPr>
+        <w:rFonts w:ascii="Wingdings" w:hAnsi="Wingdings" w:hint="default"/>
+        <w:sz w:val="20"/>
+      </w:rPr>
+    </w:lvl>
+    <w:lvl w:ilvl="8" w:tentative="1">
+      <w:start w:val="1"/>
+      <w:numFmt w:val="bullet"/>
+      <w:lvlText w:val=""/>
+      <w:lvlJc w:val="left"/>
+      <w:pPr>
+        <w:tabs>
+          <w:tab w:val="num" w:pos="6480"/>
+        </w:tabs>
+        <w:ind w:left="6480" w:hanging="360"/>
+      </w:pPr>
+      <w:rPr>
+        <w:rFonts w:ascii="Wingdings" w:hAnsi="Wingdings" w:hint="default"/>
+        <w:sz w:val="20"/>
+      </w:rPr>
+    </w:lvl>
+  </w:abstractNum>
+  <w:abstractNum w:abstractNumId="8" w15:restartNumberingAfterBreak="0">
+    <w:nsid w:val="74715B65"/>
+    <w:multiLevelType w:val="multilevel"/>
+    <w:tmpl w:val="F9B2B0A0"/>
+    <w:lvl w:ilvl="0">
+      <w:start w:val="1"/>
+      <w:numFmt w:val="bullet"/>
+      <w:lvlText w:val=""/>
+      <w:lvlJc w:val="left"/>
+      <w:pPr>
+        <w:tabs>
+          <w:tab w:val="num" w:pos="720"/>
+        </w:tabs>
+        <w:ind w:left="720" w:hanging="360"/>
+      </w:pPr>
+      <w:rPr>
+        <w:rFonts w:ascii="Symbol" w:hAnsi="Symbol" w:hint="default"/>
+        <w:sz w:val="20"/>
+      </w:rPr>
+    </w:lvl>
+    <w:lvl w:ilvl="1">
+      <w:start w:val="1"/>
+      <w:numFmt w:val="bullet"/>
+      <w:lvlText w:val="o"/>
+      <w:lvlJc w:val="left"/>
+      <w:pPr>
+        <w:tabs>
+          <w:tab w:val="num" w:pos="1440"/>
+        </w:tabs>
+        <w:ind w:left="1440" w:hanging="360"/>
+      </w:pPr>
+      <w:rPr>
+        <w:rFonts w:ascii="Courier New" w:hAnsi="Courier New" w:hint="default"/>
+        <w:sz w:val="20"/>
+      </w:rPr>
+    </w:lvl>
+    <w:lvl w:ilvl="2" w:tentative="1">
+      <w:start w:val="1"/>
+      <w:numFmt w:val="bullet"/>
+      <w:lvlText w:val=""/>
+      <w:lvlJc w:val="left"/>
+      <w:pPr>
+        <w:tabs>
+          <w:tab w:val="num" w:pos="2160"/>
+        </w:tabs>
+        <w:ind w:left="2160" w:hanging="360"/>
+      </w:pPr>
+      <w:rPr>
+        <w:rFonts w:ascii="Wingdings" w:hAnsi="Wingdings" w:hint="default"/>
+        <w:sz w:val="20"/>
+      </w:rPr>
+    </w:lvl>
+    <w:lvl w:ilvl="3" w:tentative="1">
+      <w:start w:val="1"/>
+      <w:numFmt w:val="bullet"/>
+      <w:lvlText w:val=""/>
+      <w:lvlJc w:val="left"/>
+      <w:pPr>
+        <w:tabs>
+          <w:tab w:val="num" w:pos="2880"/>
+        </w:tabs>
+        <w:ind w:left="2880" w:hanging="360"/>
+      </w:pPr>
+      <w:rPr>
+        <w:rFonts w:ascii="Wingdings" w:hAnsi="Wingdings" w:hint="default"/>
+        <w:sz w:val="20"/>
+      </w:rPr>
+    </w:lvl>
+    <w:lvl w:ilvl="4" w:tentative="1">
+      <w:start w:val="1"/>
+      <w:numFmt w:val="bullet"/>
+      <w:lvlText w:val=""/>
+      <w:lvlJc w:val="left"/>
+      <w:pPr>
+        <w:tabs>
+          <w:tab w:val="num" w:pos="3600"/>
+        </w:tabs>
+        <w:ind w:left="3600" w:hanging="360"/>
+      </w:pPr>
+      <w:rPr>
+        <w:rFonts w:ascii="Wingdings" w:hAnsi="Wingdings" w:hint="default"/>
+        <w:sz w:val="20"/>
+      </w:rPr>
+    </w:lvl>
+    <w:lvl w:ilvl="5" w:tentative="1">
+      <w:start w:val="1"/>
+      <w:numFmt w:val="bullet"/>
+      <w:lvlText w:val=""/>
+      <w:lvlJc w:val="left"/>
+      <w:pPr>
+        <w:tabs>
+          <w:tab w:val="num" w:pos="4320"/>
+        </w:tabs>
+        <w:ind w:left="4320" w:hanging="360"/>
+      </w:pPr>
+      <w:rPr>
+        <w:rFonts w:ascii="Wingdings" w:hAnsi="Wingdings" w:hint="default"/>
+        <w:sz w:val="20"/>
+      </w:rPr>
+    </w:lvl>
+    <w:lvl w:ilvl="6" w:tentative="1">
+      <w:start w:val="1"/>
+      <w:numFmt w:val="bullet"/>
+      <w:lvlText w:val=""/>
+      <w:lvlJc w:val="left"/>
+      <w:pPr>
+        <w:tabs>
+          <w:tab w:val="num" w:pos="5040"/>
+        </w:tabs>
+        <w:ind w:left="5040" w:hanging="360"/>
+      </w:pPr>
+      <w:rPr>
+        <w:rFonts w:ascii="Wingdings" w:hAnsi="Wingdings" w:hint="default"/>
+        <w:sz w:val="20"/>
+      </w:rPr>
+    </w:lvl>
+    <w:lvl w:ilvl="7" w:tentative="1">
+      <w:start w:val="1"/>
+      <w:numFmt w:val="bullet"/>
+      <w:lvlText w:val=""/>
+      <w:lvlJc w:val="left"/>
+      <w:pPr>
+        <w:tabs>
+          <w:tab w:val="num" w:pos="5760"/>
+        </w:tabs>
+        <w:ind w:left="5760" w:hanging="360"/>
+      </w:pPr>
+      <w:rPr>
+        <w:rFonts w:ascii="Wingdings" w:hAnsi="Wingdings" w:hint="default"/>
+        <w:sz w:val="20"/>
+      </w:rPr>
+    </w:lvl>
+    <w:lvl w:ilvl="8" w:tentative="1">
+      <w:start w:val="1"/>
+      <w:numFmt w:val="bullet"/>
+      <w:lvlText w:val=""/>
+      <w:lvlJc w:val="left"/>
+      <w:pPr>
+        <w:tabs>
+          <w:tab w:val="num" w:pos="6480"/>
+        </w:tabs>
+        <w:ind w:left="6480" w:hanging="360"/>
+      </w:pPr>
+      <w:rPr>
+        <w:rFonts w:ascii="Wingdings" w:hAnsi="Wingdings" w:hint="default"/>
+        <w:sz w:val="20"/>
+      </w:rPr>
+    </w:lvl>
+  </w:abstractNum>
   <w:num w:numId="1" w16cid:durableId="1513302268">
-    <w:abstractNumId w:val="1"/>
+    <w:abstractNumId w:val="2"/>
   </w:num>
   <w:num w:numId="2" w16cid:durableId="1284270303">
     <w:abstractNumId w:val="0"/>
+  </w:num>
+  <w:num w:numId="3" w16cid:durableId="1836719485">
+    <w:abstractNumId w:val="7"/>
+  </w:num>
+  <w:num w:numId="4" w16cid:durableId="1223785438">
+    <w:abstractNumId w:val="8"/>
+  </w:num>
+  <w:num w:numId="5" w16cid:durableId="1040326688">
+    <w:abstractNumId w:val="6"/>
+  </w:num>
+  <w:num w:numId="6" w16cid:durableId="1836728555">
+    <w:abstractNumId w:val="1"/>
+  </w:num>
+  <w:num w:numId="7" w16cid:durableId="298730480">
+    <w:abstractNumId w:val="4"/>
+  </w:num>
+  <w:num w:numId="8" w16cid:durableId="558446265">
+    <w:abstractNumId w:val="3"/>
+  </w:num>
+  <w:num w:numId="9" w16cid:durableId="1755735307">
+    <w:abstractNumId w:val="5"/>
   </w:num>
 </w:numbering>
 </file>
